--- a/Especializacion/Evaluaciones/2026-2/Fichas de evaluacion/12 - G-012 - Simulador presupuestal de pauta digital/1 - Ficha de preparacion.docx
+++ b/Especializacion/Evaluaciones/2026-2/Fichas de evaluacion/12 - G-012 - Simulador presupuestal de pauta digital/1 - Ficha de preparacion.docx
@@ -418,11 +418,11 @@
       <w:r>
         <w:rPr>
           <w:rFonts w:ascii="Calibri" w:hAnsi="Calibri"/>
-          <w:b w:val="0"/>
-          <w:color w:val="2B2B2B"/>
-          <w:sz w:val="22"/>
-        </w:rPr>
-        <w:t>*(≈390 palabras)*</w:t>
+          <w:i/>
+          <w:color w:val="2B2B2B"/>
+          <w:sz w:val="22"/>
+        </w:rPr>
+        <w:t>(≈390 palabras)</w:t>
       </w:r>
     </w:p>
     <w:p>
@@ -465,7 +465,7 @@
           <w:color w:val="2B2B2B"/>
           <w:sz w:val="22"/>
         </w:rPr>
-        <w:t xml:space="preserve"> un prototipo. El trabajo no solo diseñó: desarrolló y evaluó internamente. No hay inflación de verbo, que es el problema habitual; el riesgo aquí es el inverso, la presentación promete más de lo que el documento sostiene (ver §4).</w:t>
+        <w:t xml:space="preserve"> un prototipo. El trabajo no solo diseñó: desarrolló y evaluó internamente. No hay inflación de verbo, que es el problema habitual; el riesgo aquí es el inverso, la presentación promete más de lo que el documento sostiene (ver §5).</w:t>
       </w:r>
     </w:p>
     <w:tbl>
@@ -647,7 +647,43 @@
                 <w:color w:val="2B2B2B"/>
                 <w:sz w:val="20"/>
               </w:rPr>
-              <w:t>La encuesta justifica *cuáles* variables, no *qué valores*: las tarifas y métricas siguen siendo «supuestos académicos de referencia» (nota, p. 45)</w:t>
+              <w:t xml:space="preserve">La encuesta justifica </w:t>
+            </w:r>
+            <w:r>
+              <w:rPr>
+                <w:rFonts w:ascii="Calibri" w:hAnsi="Calibri"/>
+                <w:i/>
+                <w:color w:val="2B2B2B"/>
+                <w:sz w:val="20"/>
+              </w:rPr>
+              <w:t>cuáles</w:t>
+            </w:r>
+            <w:r>
+              <w:rPr>
+                <w:rFonts w:ascii="Calibri" w:hAnsi="Calibri"/>
+                <w:b w:val="0"/>
+                <w:color w:val="2B2B2B"/>
+                <w:sz w:val="20"/>
+              </w:rPr>
+              <w:t xml:space="preserve"> variables, no </w:t>
+            </w:r>
+            <w:r>
+              <w:rPr>
+                <w:rFonts w:ascii="Calibri" w:hAnsi="Calibri"/>
+                <w:i/>
+                <w:color w:val="2B2B2B"/>
+                <w:sz w:val="20"/>
+              </w:rPr>
+              <w:t>qué valores</w:t>
+            </w:r>
+            <w:r>
+              <w:rPr>
+                <w:rFonts w:ascii="Calibri" w:hAnsi="Calibri"/>
+                <w:b w:val="0"/>
+                <w:color w:val="2B2B2B"/>
+                <w:sz w:val="20"/>
+              </w:rPr>
+              <w:t>: las tarifas y métricas siguen siendo «supuestos académicos de referencia» (nota, p. 45)</w:t>
             </w:r>
           </w:p>
         </w:tc>
@@ -1151,7 +1187,7 @@
           <w:color w:val="007433"/>
           <w:sz w:val="32"/>
         </w:rPr>
-        <w:t>4. Debilidades y huecos (con página)</w:t>
+        <w:t>4. OBSERVACIONES DEL DOCUMENTO — debilidades y huecos (con página)</w:t>
       </w:r>
     </w:p>
     <w:p>
@@ -1274,7 +1310,7 @@
           <w:color w:val="2B2B2B"/>
           <w:sz w:val="22"/>
         </w:rPr>
-        <w:t>Brecha documento ↔ presentación.</w:t>
+        <w:t>La validación documentada corrió con una sola función objetivo.</w:t>
       </w:r>
       <w:r>
         <w:rPr>
@@ -1283,7 +1319,25 @@
           <w:color w:val="2B2B2B"/>
           <w:sz w:val="22"/>
         </w:rPr>
-        <w:t xml:space="preserve"> La diapositiva 13 vende «+51,28 % más clics con el mismo dinero» sin la advertencia que el documento sí trae («no constituye evidencia de superioridad en campañas reales», p. 53 y p. 57), y la diapositiva 17 afirma que «la herramienta supera los enfoques deterministas tradicionales» y que «la organización logra una asignación de recursos más eficiente… optimiza el retorno proyectado», cuando la conclusión 5 del documento dice exactamente que eso no se demostró (p. 58). Las diapositivas 14-16 introducen tres casos ($12.000.000, $8.000.000 y $15.000.000) que no existen en el documento, cuyos resultados solo cubren el caso de $10.000.000 con 40/30/30 (pp. 52-55).</w:t>
+        <w:t xml:space="preserve"> El modelo admite maximizar alcance, clics o visualizaciones (Tabla 7, p. 45), pero todas las corridas reportadas —Tablas 10, 12 y 13, pp. 53-55— optimizan </w:t>
+      </w:r>
+      <w:r>
+        <w:rPr>
+          <w:rFonts w:ascii="Calibri" w:hAnsi="Calibri"/>
+          <w:b/>
+          <w:color w:val="2B2B2B"/>
+          <w:sz w:val="22"/>
+        </w:rPr>
+        <w:t>clics</w:t>
+      </w:r>
+      <w:r>
+        <w:rPr>
+          <w:rFonts w:ascii="Calibri" w:hAnsi="Calibri"/>
+          <w:b w:val="0"/>
+          <w:color w:val="2B2B2B"/>
+          <w:sz w:val="22"/>
+        </w:rPr>
+        <w:t>, y así lo dicen la nota de la Tabla 7 y el paso 5 del manual (pp. 45 y 70). De las otras dos funciones objetivo no hay ni una corrida en las 71 páginas: el alcance aparece como indicador de salida en la Tabla 10, no como criterio de optimización.</w:t>
       </w:r>
     </w:p>
     <w:p>
@@ -1297,7 +1351,7 @@
           <w:color w:val="2B2B2B"/>
           <w:sz w:val="22"/>
         </w:rPr>
-        <w:t>Solo un objetivo de optimización fue validado.</w:t>
+        <w:t>Evidencia del código no verificable en la carpeta.</w:t>
       </w:r>
       <w:r>
         <w:rPr>
@@ -1306,7 +1360,24 @@
           <w:color w:val="2B2B2B"/>
           <w:sz w:val="22"/>
         </w:rPr>
-        <w:t xml:space="preserve"> La nota de la Tabla 7 y el paso 5 del manual dicen que la validación documentada usó clics (pp. 45 y 70); la presentación anuncia maximizar alcance (diapositiva 14) y visualizaciones (diapositiva 16), sin registro de esas corridas.</w:t>
+        <w:t xml:space="preserve"> La p. 70 anuncia el archivo </w:t>
+      </w:r>
+      <w:r>
+        <w:rPr>
+          <w:rFonts w:ascii="Consolas" w:hAnsi="Consolas"/>
+          <w:color w:val="111111"/>
+          <w:sz w:val="21"/>
+        </w:rPr>
+        <w:t>Prototipo_Validacion_Completa_Ejecutado.ipynb</w:t>
+      </w:r>
+      <w:r>
+        <w:rPr>
+          <w:rFonts w:ascii="Calibri" w:hAnsi="Calibri"/>
+          <w:b w:val="0"/>
+          <w:color w:val="2B2B2B"/>
+          <w:sz w:val="22"/>
+        </w:rPr>
+        <w:t xml:space="preserve"> entregado con el documento, y la carpeta del grupo solo contiene los dos PDF; el enlace de Colab de la p. 70 advierte que el acceso depende de permisos.</w:t>
       </w:r>
     </w:p>
     <w:p>
@@ -1320,7 +1391,7 @@
           <w:color w:val="2B2B2B"/>
           <w:sz w:val="22"/>
         </w:rPr>
-        <w:t>Evidencia del código no verificable en la carpeta.</w:t>
+        <w:t>Restos de plantilla y numeración descuidada</w:t>
       </w:r>
       <w:r>
         <w:rPr>
@@ -1329,7 +1400,7 @@
           <w:color w:val="2B2B2B"/>
           <w:sz w:val="22"/>
         </w:rPr>
-        <w:t xml:space="preserve"> La p. 70 anuncia el archivo </w:t>
+        <w:t xml:space="preserve"> (no se pregunta en sala, se anota): campos de índice de Word sin actualizar en el Anexo, con la cadena </w:t>
       </w:r>
       <w:r>
         <w:rPr>
@@ -1337,7 +1408,7 @@
           <w:color w:val="111111"/>
           <w:sz w:val="21"/>
         </w:rPr>
-        <w:t>Prototipo_Validacion_Completa_Ejecutado.ipynb</w:t>
+        <w:t>TOC \h \u \z \t "Heading 1,1…"</w:t>
       </w:r>
       <w:r>
         <w:rPr>
@@ -1346,7 +1417,25 @@
           <w:color w:val="2B2B2B"/>
           <w:sz w:val="22"/>
         </w:rPr>
-        <w:t xml:space="preserve"> entregado con el documento, y la carpeta del grupo solo contiene los dos PDF; el enlace de Colab de la p. 70 advierte que el acceso depende de permisos.</w:t>
+        <w:t xml:space="preserve"> y el mensaje «No se encontraron entradas de tabla de contenido» (p. 60); falta el </w:t>
+      </w:r>
+      <w:r>
+        <w:rPr>
+          <w:rFonts w:ascii="Calibri" w:hAnsi="Calibri"/>
+          <w:b/>
+          <w:color w:val="2B2B2B"/>
+          <w:sz w:val="22"/>
+        </w:rPr>
+        <w:t>Anexo 2</w:t>
+      </w:r>
+      <w:r>
+        <w:rPr>
+          <w:rFonts w:ascii="Calibri" w:hAnsi="Calibri"/>
+          <w:b w:val="0"/>
+          <w:color w:val="2B2B2B"/>
+          <w:sz w:val="22"/>
+        </w:rPr>
+        <w:t xml:space="preserve"> (el índice salta de Anexo 1 a Anexo 3, p. 3); numeración repetida de tablas (dos «Tabla 6», pp. 40 y 44; dos «Tabla 12», pp. 55 y 56, cuando la lista anuncia Tabla 14 para la segunda, p. 4); dos «Figura 8» seguidas (pp. 50 y 51) y una lista de figuras que se detiene en la Figura 8 mientras el cuerpo llega a la Figura 11 (p. 5 vs. p. 56); numeración de capítulos con el «2» usado dos veces (Planteamiento, p. 14, y Objetivos, p. 16) y subsecciones 1.1-1.3 dentro del capítulo 2 (p. 14); tiempos verbales en futuro heredados del anteproyecto («se aplicarán», «se seleccionarán», p. 33; «El prototipo estará orientado», p. 27; «será desarrollado mediante autogestión académica», p. 63); errata de fondo en la p. 15, «pueden incrementar la probabilidad de decisiones optimas», donde el sentido pedía lo contrario.</w:t>
       </w:r>
     </w:p>
     <w:p>
@@ -1360,7 +1449,7 @@
           <w:color w:val="2B2B2B"/>
           <w:sz w:val="22"/>
         </w:rPr>
-        <w:t>Restos de plantilla y numeración descuidada</w:t>
+        <w:t>Integridad: no se declara reporte de similitud.</w:t>
       </w:r>
       <w:r>
         <w:rPr>
@@ -1369,7 +1458,41 @@
           <w:color w:val="2B2B2B"/>
           <w:sz w:val="22"/>
         </w:rPr>
-        <w:t xml:space="preserve"> (no se pregunta en sala, se anota): campos de índice de Word sin actualizar en el Anexo, con la cadena </w:t>
+        <w:t xml:space="preserve"> Buscado «Turnitin» y «similitud» en las 71 páginas: sin resultados. Tampoco hay declaración de uso de IA generativa, aunque el presupuesto contempla «Herramientas de IA, almacenamiento o nube» por $300.000 (p. 64). No es una acusación: es un requisito de la rúbrica de integridad que le corresponde verificar al metodólogo.</w:t>
+      </w:r>
+    </w:p>
+    <w:p>
+      <w:pPr>
+        <w:spacing w:before="200" w:after="60"/>
+      </w:pPr>
+      <w:r>
+        <w:rPr>
+          <w:rFonts w:ascii="Calibri" w:hAnsi="Calibri"/>
+          <w:b/>
+          <w:color w:val="007433"/>
+          <w:sz w:val="32"/>
+        </w:rPr>
+        <w:t>5. OBSERVACIONES DE LAS DIAPOSITIVAS — qué proyectan y en qué se separan del documento</w:t>
+      </w:r>
+    </w:p>
+    <w:p>
+      <w:r>
+        <w:rPr>
+          <w:rFonts w:ascii="Calibri" w:hAnsi="Calibri"/>
+          <w:b/>
+          <w:color w:val="2B2B2B"/>
+          <w:sz w:val="22"/>
+        </w:rPr>
+        <w:t>Mazo:</w:t>
+      </w:r>
+      <w:r>
+        <w:rPr>
+          <w:rFonts w:ascii="Calibri" w:hAnsi="Calibri"/>
+          <w:b w:val="0"/>
+          <w:color w:val="2B2B2B"/>
+          <w:sz w:val="22"/>
+        </w:rPr>
+        <w:t xml:space="preserve"> </w:t>
       </w:r>
       <w:r>
         <w:rPr>
@@ -1377,7 +1500,7 @@
           <w:color w:val="111111"/>
           <w:sz w:val="21"/>
         </w:rPr>
-        <w:t>TOC \h \u \z \t "Heading 1,1…"</w:t>
+        <w:t>Presentación Final 25ET1 - Proyecto-Seminario II - Grupo 12.pptx.pdf</w:t>
       </w:r>
       <w:r>
         <w:rPr>
@@ -1386,7 +1509,7 @@
           <w:color w:val="2B2B2B"/>
           <w:sz w:val="22"/>
         </w:rPr>
-        <w:t xml:space="preserve"> y el mensaje «No se encontraron entradas de tabla de contenido» (p. 60); falta el </w:t>
+        <w:t xml:space="preserve"> — </w:t>
       </w:r>
       <w:r>
         <w:rPr>
@@ -1395,7 +1518,7 @@
           <w:color w:val="2B2B2B"/>
           <w:sz w:val="22"/>
         </w:rPr>
-        <w:t>Anexo 2</w:t>
+        <w:t>19 diapositivas</w:t>
       </w:r>
       <w:r>
         <w:rPr>
@@ -1404,7 +1527,25 @@
           <w:color w:val="2B2B2B"/>
           <w:sz w:val="22"/>
         </w:rPr>
-        <w:t xml:space="preserve"> (el índice salta de Anexo 1 a Anexo 3, p. 3); numeración repetida de tablas (dos «Tabla 6», pp. 40 y 44; dos «Tabla 12», pp. 55 y 56, cuando la lista anuncia Tabla 14 para la segunda, p. 4); dos «Figura 8» seguidas (pp. 50 y 51) y una lista de figuras que se detiene en la Figura 8 mientras el cuerpo llega a la Figura 11 (p. 5 vs. p. 56); numeración de capítulos con el «2» usado dos veces (Planteamiento, p. 14, y Objetivos, p. 16) y subsecciones 1.1-1.3 dentro del capítulo 2 (p. 14); tiempos verbales en futuro heredados del anteproyecto («se aplicarán», «se seleccionarán», p. 33; «El prototipo estará orientado», p. 27; «será desarrollado mediante autogestión académica», p. 63); errata de fondo en la p. 15, «pueden incrementar la probabilidad de decisiones optimas», donde el sentido pedía lo contrario.</w:t>
+        <w:t xml:space="preserve"> (1 portada · 2-6 introducción, problema, objetivos y marco · 7-10 metodología y encuesta · 11-13 herramienta, pruebas y resultado · 14-16 escenarios · 17 conclusiones · 18 referencias · 19 «Preguntas»). Es el mazo mejor amarrado a su documento de la jornada: los porcentajes de la encuesta y las nueve fuentes de la bibliografía se rastrean página por página. Lo que se separa está concentrado en cuatro diapositivas —13, 14-16 y 17—, y el antídoto de la 17 está en su propia diapositiva 5. Las preguntas que nacen de aquí están en la §6, en el banco de reserva, bajo </w:t>
+      </w:r>
+      <w:r>
+        <w:rPr>
+          <w:rFonts w:ascii="Calibri" w:hAnsi="Calibri"/>
+          <w:b/>
+          <w:color w:val="2B2B2B"/>
+          <w:sz w:val="22"/>
+        </w:rPr>
+        <w:t>«De las diapositivas»</w:t>
+      </w:r>
+      <w:r>
+        <w:rPr>
+          <w:rFonts w:ascii="Calibri" w:hAnsi="Calibri"/>
+          <w:b w:val="0"/>
+          <w:color w:val="2B2B2B"/>
+          <w:sz w:val="22"/>
+        </w:rPr>
+        <w:t>.</w:t>
       </w:r>
     </w:p>
     <w:p>
@@ -1418,7 +1559,7 @@
           <w:color w:val="2B2B2B"/>
           <w:sz w:val="22"/>
         </w:rPr>
-        <w:t>Integridad: no se declara reporte de similitud.</w:t>
+        <w:t>Las diapositivas 14, 15 y 16 no traen ni un número: traen la orden de correr el Colab en vivo.</w:t>
       </w:r>
       <w:r>
         <w:rPr>
@@ -1427,7 +1568,378 @@
           <w:color w:val="2B2B2B"/>
           <w:sz w:val="22"/>
         </w:rPr>
-        <w:t xml:space="preserve"> Buscado «Turnitin» y «similitud» en las 71 páginas: sin resultados. Tampoco hay declaración de uso de IA generativa, aunque el presupuesto contempla «Herramientas de IA, almacenamiento o nube» por $300.000 (p. 64). No es una acusación: es un requisito de la rúbrica de integridad que le corresponde verificar al metodólogo.</w:t>
+        <w:t xml:space="preserve"> Cada una narra un caso —María, cosméticos sostenibles, $12.000.000, 40/40/20, «Objetivo en el Colab: </w:t>
+      </w:r>
+      <w:r>
+        <w:rPr>
+          <w:rFonts w:ascii="Calibri" w:hAnsi="Calibri"/>
+          <w:b/>
+          <w:color w:val="2B2B2B"/>
+          <w:sz w:val="22"/>
+        </w:rPr>
+        <w:t>Maximizar Alcance</w:t>
+      </w:r>
+      <w:r>
+        <w:rPr>
+          <w:rFonts w:ascii="Calibri" w:hAnsi="Calibri"/>
+          <w:b w:val="0"/>
+          <w:color w:val="2B2B2B"/>
+          <w:sz w:val="22"/>
+        </w:rPr>
+        <w:t xml:space="preserve">»; Carlos, e-commerce de moda en CyberWeek, $8.000.000, 50/30/20, «Maximizar Clics»; Andrea, cadena de gimnasios, $15.000.000, 20/30/50, «Maximizar Visualizaciones»— y </w:t>
+      </w:r>
+      <w:r>
+        <w:rPr>
+          <w:rFonts w:ascii="Calibri" w:hAnsi="Calibri"/>
+          <w:b/>
+          <w:color w:val="2B2B2B"/>
+          <w:sz w:val="22"/>
+        </w:rPr>
+        <w:t>ninguna muestra resultado</w:t>
+      </w:r>
+      <w:r>
+        <w:rPr>
+          <w:rFonts w:ascii="Calibri" w:hAnsi="Calibri"/>
+          <w:b w:val="0"/>
+          <w:color w:val="2B2B2B"/>
+          <w:sz w:val="22"/>
+        </w:rPr>
+        <w:t xml:space="preserve">. Los tres casos no existen en el documento, cuyas corridas cubren solo $10.000.000 con 40/30/30 (Tablas 9-13, pp. 52-55). Esto cambia lo que hay que hacer en sala: </w:t>
+      </w:r>
+      <w:r>
+        <w:rPr>
+          <w:rFonts w:ascii="Calibri" w:hAnsi="Calibri"/>
+          <w:b/>
+          <w:color w:val="2B2B2B"/>
+          <w:sz w:val="22"/>
+        </w:rPr>
+        <w:t>si abren el notebook y lo ejecutan, es el mejor momento de la sustentación</w:t>
+      </w:r>
+      <w:r>
+        <w:rPr>
+          <w:rFonts w:ascii="Calibri" w:hAnsi="Calibri"/>
+          <w:b w:val="0"/>
+          <w:color w:val="2B2B2B"/>
+          <w:sz w:val="22"/>
+        </w:rPr>
+        <w:t xml:space="preserve"> —resuelve de una vez las dos funciones objetivo que el documento nunca corrió (§4, ítem 5) y suple el </w:t>
+      </w:r>
+      <w:r>
+        <w:rPr>
+          <w:rFonts w:ascii="Consolas" w:hAnsi="Consolas"/>
+          <w:color w:val="111111"/>
+          <w:sz w:val="21"/>
+        </w:rPr>
+        <w:t>.ipynb</w:t>
+      </w:r>
+      <w:r>
+        <w:rPr>
+          <w:rFonts w:ascii="Calibri" w:hAnsi="Calibri"/>
+          <w:b w:val="0"/>
+          <w:color w:val="2B2B2B"/>
+          <w:sz w:val="22"/>
+        </w:rPr>
+        <w:t xml:space="preserve"> que no está en la carpeta de los jurados—; </w:t>
+      </w:r>
+      <w:r>
+        <w:rPr>
+          <w:rFonts w:ascii="Calibri" w:hAnsi="Calibri"/>
+          <w:b/>
+          <w:color w:val="2B2B2B"/>
+          <w:sz w:val="22"/>
+        </w:rPr>
+        <w:t>si solo leen la historia y pasan de largo, ahí entra la reserva 4</w:t>
+      </w:r>
+      <w:r>
+        <w:rPr>
+          <w:rFonts w:ascii="Calibri" w:hAnsi="Calibri"/>
+          <w:b w:val="0"/>
+          <w:color w:val="2B2B2B"/>
+          <w:sz w:val="22"/>
+        </w:rPr>
+        <w:t>.</w:t>
+      </w:r>
+    </w:p>
+    <w:p>
+      <w:pPr>
+        <w:pStyle w:val="ListNumber"/>
+      </w:pPr>
+      <w:r>
+        <w:rPr>
+          <w:rFonts w:ascii="Calibri" w:hAnsi="Calibri"/>
+          <w:b/>
+          <w:color w:val="2B2B2B"/>
+          <w:sz w:val="22"/>
+        </w:rPr>
+        <w:t>La diapositiva 13 es la única con resultados, y solo proyecta promedios.</w:t>
+      </w:r>
+      <w:r>
+        <w:rPr>
+          <w:rFonts w:ascii="Calibri" w:hAnsi="Calibri"/>
+          <w:b w:val="0"/>
+          <w:color w:val="2B2B2B"/>
+          <w:sz w:val="22"/>
+        </w:rPr>
+        <w:t xml:space="preserve"> 6.902 clics del plan ingresado contra 10.441 del recomendado y «+51,28 % más clics con el mismo dinero». </w:t>
+      </w:r>
+      <w:r>
+        <w:rPr>
+          <w:rFonts w:ascii="Calibri" w:hAnsi="Calibri"/>
+          <w:b/>
+          <w:color w:val="2B2B2B"/>
+          <w:sz w:val="22"/>
+        </w:rPr>
+        <w:t>El intervalo p10-p90 no aparece en ninguna de las 19 diapositivas:</w:t>
+      </w:r>
+      <w:r>
+        <w:rPr>
+          <w:rFonts w:ascii="Calibri" w:hAnsi="Calibri"/>
+          <w:b w:val="0"/>
+          <w:color w:val="2B2B2B"/>
+          <w:sz w:val="22"/>
+        </w:rPr>
+        <w:t xml:space="preserve"> en pantalla, un trabajo sobre incertidumbre reporta una media. El documento sí lo trae —5.484–8.384 en el ingresado, 7.064–14.228 en el recomendado (p. 53)—. Es el sostén visual de la pregunta prioritaria 1: la dispersión que se abre no se ve.</w:t>
+      </w:r>
+    </w:p>
+    <w:p>
+      <w:pPr>
+        <w:pStyle w:val="ListNumber"/>
+      </w:pPr>
+      <w:r>
+        <w:rPr>
+          <w:rFonts w:ascii="Calibri" w:hAnsi="Calibri"/>
+          <w:b/>
+          <w:color w:val="2B2B2B"/>
+          <w:sz w:val="22"/>
+        </w:rPr>
+        <w:t>Pero la 13 sí matiza, y hay que reconocérselo.</w:t>
+      </w:r>
+      <w:r>
+        <w:rPr>
+          <w:rFonts w:ascii="Calibri" w:hAnsi="Calibri"/>
+          <w:b w:val="0"/>
+          <w:color w:val="2B2B2B"/>
+          <w:sz w:val="22"/>
+        </w:rPr>
+        <w:t xml:space="preserve"> Cierra con «Esta mejora demuestra la </w:t>
+      </w:r>
+      <w:r>
+        <w:rPr>
+          <w:rFonts w:ascii="Calibri" w:hAnsi="Calibri"/>
+          <w:b/>
+          <w:color w:val="2B2B2B"/>
+          <w:sz w:val="22"/>
+        </w:rPr>
+        <w:t>capacidad matemática del modelo</w:t>
+      </w:r>
+      <w:r>
+        <w:rPr>
+          <w:rFonts w:ascii="Calibri" w:hAnsi="Calibri"/>
+          <w:b w:val="0"/>
+          <w:color w:val="2B2B2B"/>
+          <w:sz w:val="22"/>
+        </w:rPr>
+        <w:t xml:space="preserve"> para redistribuir el presupuesto según la meta del usuario», que es casi la frase de la p. 53 —«coherencia interna con la función objetivo, no superioridad empírica en campañas reales»—. Lo que falta en pantalla es la segunda mitad, no la primera. </w:t>
+      </w:r>
+      <w:r>
+        <w:rPr>
+          <w:rFonts w:ascii="Calibri" w:hAnsi="Calibri"/>
+          <w:b/>
+          <w:color w:val="2B2B2B"/>
+          <w:sz w:val="22"/>
+        </w:rPr>
+        <w:t>No entrar acusando a la 13 de vender el +51,28 % a secas:</w:t>
+      </w:r>
+      <w:r>
+        <w:rPr>
+          <w:rFonts w:ascii="Calibri" w:hAnsi="Calibri"/>
+          <w:b w:val="0"/>
+          <w:color w:val="2B2B2B"/>
+          <w:sz w:val="22"/>
+        </w:rPr>
+        <w:t xml:space="preserve"> se pregunta por lo que le falta, y con la propia frase de ellos delante.</w:t>
+      </w:r>
+    </w:p>
+    <w:p>
+      <w:pPr>
+        <w:pStyle w:val="ListNumber"/>
+      </w:pPr>
+      <w:r>
+        <w:rPr>
+          <w:rFonts w:ascii="Calibri" w:hAnsi="Calibri"/>
+          <w:b/>
+          <w:color w:val="2B2B2B"/>
+          <w:sz w:val="22"/>
+        </w:rPr>
+        <w:t>La contradicción está dentro del mazo: diapositiva 5 contra diapositiva 17.</w:t>
+      </w:r>
+      <w:r>
+        <w:rPr>
+          <w:rFonts w:ascii="Calibri" w:hAnsi="Calibri"/>
+          <w:b w:val="0"/>
+          <w:color w:val="2B2B2B"/>
+          <w:sz w:val="22"/>
+        </w:rPr>
+        <w:t xml:space="preserve"> La 5 declara «Limitaciones clave: </w:t>
+      </w:r>
+      <w:r>
+        <w:rPr>
+          <w:rFonts w:ascii="Calibri" w:hAnsi="Calibri"/>
+          <w:b/>
+          <w:color w:val="2B2B2B"/>
+          <w:sz w:val="22"/>
+        </w:rPr>
+        <w:t>no integra APIs, datos en tiempo real ni campañas reales</w:t>
+      </w:r>
+      <w:r>
+        <w:rPr>
+          <w:rFonts w:ascii="Calibri" w:hAnsi="Calibri"/>
+          <w:b w:val="0"/>
+          <w:color w:val="2B2B2B"/>
+          <w:sz w:val="22"/>
+        </w:rPr>
+        <w:t xml:space="preserve">. La validación se realiza con escenarios simulados y análisis documental». La 17 concluye que «la herramienta </w:t>
+      </w:r>
+      <w:r>
+        <w:rPr>
+          <w:rFonts w:ascii="Calibri" w:hAnsi="Calibri"/>
+          <w:b/>
+          <w:color w:val="2B2B2B"/>
+          <w:sz w:val="22"/>
+        </w:rPr>
+        <w:t>supera los enfoques deterministas tradicionales</w:t>
+      </w:r>
+      <w:r>
+        <w:rPr>
+          <w:rFonts w:ascii="Calibri" w:hAnsi="Calibri"/>
+          <w:b w:val="0"/>
+          <w:color w:val="2B2B2B"/>
+          <w:sz w:val="22"/>
+        </w:rPr>
+        <w:t xml:space="preserve">» y que «la organización logra una asignación de recursos más eficiente… </w:t>
+      </w:r>
+      <w:r>
+        <w:rPr>
+          <w:rFonts w:ascii="Calibri" w:hAnsi="Calibri"/>
+          <w:b/>
+          <w:color w:val="2B2B2B"/>
+          <w:sz w:val="22"/>
+        </w:rPr>
+        <w:t>optimiza el retorno proyectado</w:t>
+      </w:r>
+      <w:r>
+        <w:rPr>
+          <w:rFonts w:ascii="Calibri" w:hAnsi="Calibri"/>
+          <w:b w:val="0"/>
+          <w:color w:val="2B2B2B"/>
+          <w:sz w:val="22"/>
+        </w:rPr>
+        <w:t xml:space="preserve"> de la inversión antes de la ejecución del gasto». Conviene preguntarlo con la 5 en la mano antes que con la conclusión 5 del documento (p. 58): la refutación es suya y está proyectada doce diapositivas antes.</w:t>
+      </w:r>
+    </w:p>
+    <w:p>
+      <w:pPr>
+        <w:pStyle w:val="ListNumber"/>
+      </w:pPr>
+      <w:r>
+        <w:rPr>
+          <w:rFonts w:ascii="Calibri" w:hAnsi="Calibri"/>
+          <w:b/>
+          <w:color w:val="2B2B2B"/>
+          <w:sz w:val="22"/>
+        </w:rPr>
+        <w:t>La eficiencia presupuestal se promete en tres diapositivas y no se reporta en ninguna.</w:t>
+      </w:r>
+      <w:r>
+        <w:rPr>
+          <w:rFonts w:ascii="Calibri" w:hAnsi="Calibri"/>
+          <w:b w:val="0"/>
+          <w:color w:val="2B2B2B"/>
+          <w:sz w:val="22"/>
+        </w:rPr>
+        <w:t xml:space="preserve"> Está en la 2 («fortalecer la eficiencia presupuestal»), en el objetivo específico 4 de la 4 y en los conceptos clave de la 6 — y no hay ni una cifra suya en el mazo, igual que no la hay en las Tablas 9-11 (pp. 52-54). La pregunta prioritaria 3 se puede abrir por su propia diapositiva 4 en vez de por el folio 16.</w:t>
+      </w:r>
+    </w:p>
+    <w:p>
+      <w:pPr>
+        <w:pStyle w:val="ListNumber"/>
+      </w:pPr>
+      <w:r>
+        <w:rPr>
+          <w:rFonts w:ascii="Calibri" w:hAnsi="Calibri"/>
+          <w:b/>
+          <w:color w:val="2B2B2B"/>
+          <w:sz w:val="22"/>
+        </w:rPr>
+        <w:t>La diapositiva 12 exagera su propio dato.</w:t>
+      </w:r>
+      <w:r>
+        <w:rPr>
+          <w:rFonts w:ascii="Calibri" w:hAnsi="Calibri"/>
+          <w:b w:val="0"/>
+          <w:color w:val="2B2B2B"/>
+          <w:sz w:val="22"/>
+        </w:rPr>
+        <w:t xml:space="preserve"> Dice que con 3.000 simulaciones «el resultado es tan preciso como con 6.000, pero </w:t>
+      </w:r>
+      <w:r>
+        <w:rPr>
+          <w:rFonts w:ascii="Calibri" w:hAnsi="Calibri"/>
+          <w:b/>
+          <w:color w:val="2B2B2B"/>
+          <w:sz w:val="22"/>
+        </w:rPr>
+        <w:t>tarda la mitad del tiempo</w:t>
+      </w:r>
+      <w:r>
+        <w:rPr>
+          <w:rFonts w:ascii="Calibri" w:hAnsi="Calibri"/>
+          <w:b w:val="0"/>
+          <w:color w:val="2B2B2B"/>
+          <w:sz w:val="22"/>
+        </w:rPr>
+        <w:t xml:space="preserve"> (menos de 0,02 segundos)». Su Tabla 12 (p. 55) mide 0,0060 s con 3.000 y 0,0084 s con 6.000: es un 29 % menos, no la mitad. El «menos de 0,02 s» sí cuadra con la p. 56 (0,0102 s la simulación y 0,0146 s la evaluación de candidatas). Se anota con la forma (§9); </w:t>
+      </w:r>
+      <w:r>
+        <w:rPr>
+          <w:rFonts w:ascii="Calibri" w:hAnsi="Calibri"/>
+          <w:b/>
+          <w:color w:val="2B2B2B"/>
+          <w:sz w:val="22"/>
+        </w:rPr>
+        <w:t>no se pregunta</w:t>
+      </w:r>
+      <w:r>
+        <w:rPr>
+          <w:rFonts w:ascii="Calibri" w:hAnsi="Calibri"/>
+          <w:b w:val="0"/>
+          <w:color w:val="2B2B2B"/>
+          <w:sz w:val="22"/>
+        </w:rPr>
+        <w:t>: sería cambiar un hueco conceptual por una décima.</w:t>
+      </w:r>
+    </w:p>
+    <w:p>
+      <w:pPr>
+        <w:pStyle w:val="ListNumber"/>
+      </w:pPr>
+      <w:r>
+        <w:rPr>
+          <w:rFonts w:ascii="Calibri" w:hAnsi="Calibri"/>
+          <w:b/>
+          <w:color w:val="2B2B2B"/>
+          <w:sz w:val="22"/>
+        </w:rPr>
+        <w:t>Lo que sí está trazable, y conviene decirlo en voz alta.</w:t>
+      </w:r>
+      <w:r>
+        <w:rPr>
+          <w:rFonts w:ascii="Calibri" w:hAnsi="Calibri"/>
+          <w:b w:val="0"/>
+          <w:color w:val="2B2B2B"/>
+          <w:sz w:val="22"/>
+        </w:rPr>
+        <w:t xml:space="preserve"> Los tres 44,4 % y el 62,2 % de la diapositiva 9 son exactamente los de las notas del Anexo 5 (pp. 67-69); la tabla de trazabilidad encuesta → diseño de la 10 es la Tabla 6 (p. 44); el marco referencial de la 6 —racionalidad limitada de Simon (1997), teoría de la decisión de Clemen &amp; Reilly (2014), simulación organizacional de Banks et al. (2015)— está citado en el cuerpo (pp. 23, 11-25 y 22-24); las nueve referencias de la 18 están todas en la lista de las pp. 58-59; y el título de la portada es palabra por palabra el del trabajo. En una jornada donde varios mazos dicen cosas que su documento no tiene, esto pesa a favor.</w:t>
       </w:r>
     </w:p>
     <w:p>
@@ -1441,7 +1953,136 @@
           <w:color w:val="007433"/>
           <w:sz w:val="32"/>
         </w:rPr>
-        <w:t>5. PREGUNTAS ANTES de escuchar la sustentación</w:t>
+        <w:t>Qué mirar en pantalla mientras exponen</w:t>
+      </w:r>
+    </w:p>
+    <w:p>
+      <w:pPr>
+        <w:pStyle w:val="ListBullet"/>
+      </w:pPr>
+      <w:r>
+        <w:rPr>
+          <w:rFonts w:ascii="Calibri" w:hAnsi="Calibri"/>
+          <w:b/>
+          <w:color w:val="2B2B2B"/>
+          <w:sz w:val="22"/>
+        </w:rPr>
+        <w:t>Si el Colab aparece corriendo</w:t>
+      </w:r>
+      <w:r>
+        <w:rPr>
+          <w:rFonts w:ascii="Calibri" w:hAnsi="Calibri"/>
+          <w:b w:val="0"/>
+          <w:color w:val="2B2B2B"/>
+          <w:sz w:val="22"/>
+        </w:rPr>
+        <w:t xml:space="preserve"> (diapositivas 14-16): mirar el bloque de parámetros —tarifas, CTR, audiencia máxima— y comprobar si son los del caso reportado (Figura 4) o los de las Figuras 5 y 8, que son otros. Ahí se resuelve sola la pregunta 3.</w:t>
+      </w:r>
+    </w:p>
+    <w:p>
+      <w:pPr>
+        <w:pStyle w:val="ListBullet"/>
+      </w:pPr>
+      <w:r>
+        <w:rPr>
+          <w:rFonts w:ascii="Calibri" w:hAnsi="Calibri"/>
+          <w:b/>
+          <w:color w:val="2B2B2B"/>
+          <w:sz w:val="22"/>
+        </w:rPr>
+        <w:t>La baldosa «Eficiencia /100K»</w:t>
+      </w:r>
+      <w:r>
+        <w:rPr>
+          <w:rFonts w:ascii="Calibri" w:hAnsi="Calibri"/>
+          <w:b w:val="0"/>
+          <w:color w:val="2B2B2B"/>
+          <w:sz w:val="22"/>
+        </w:rPr>
+        <w:t xml:space="preserve"> del tablero, si se proyecta: si sale con valor, la pregunta 3 pasa de reparo a confirmación y se hace en un tono distinto.</w:t>
+      </w:r>
+    </w:p>
+    <w:p>
+      <w:pPr>
+        <w:pStyle w:val="ListBullet"/>
+      </w:pPr>
+      <w:r>
+        <w:rPr>
+          <w:rFonts w:ascii="Calibri" w:hAnsi="Calibri"/>
+          <w:b/>
+          <w:color w:val="2B2B2B"/>
+          <w:sz w:val="22"/>
+        </w:rPr>
+        <w:t>Si en la 13 aparece algo más que promedios</w:t>
+      </w:r>
+      <w:r>
+        <w:rPr>
+          <w:rFonts w:ascii="Calibri" w:hAnsi="Calibri"/>
+          <w:b w:val="0"/>
+          <w:color w:val="2B2B2B"/>
+          <w:sz w:val="22"/>
+        </w:rPr>
+        <w:t xml:space="preserve"> —una barra de rango, un p10, una desviación—: la pregunta 1 se abre reconociéndolo, no señalándolo.</w:t>
+      </w:r>
+    </w:p>
+    <w:p>
+      <w:pPr>
+        <w:pStyle w:val="ListBullet"/>
+      </w:pPr>
+      <w:r>
+        <w:rPr>
+          <w:rFonts w:ascii="Calibri" w:hAnsi="Calibri"/>
+          <w:b/>
+          <w:color w:val="2B2B2B"/>
+          <w:sz w:val="22"/>
+        </w:rPr>
+        <w:t>Quién expone la 11 y la 12.</w:t>
+      </w:r>
+      <w:r>
+        <w:rPr>
+          <w:rFonts w:ascii="Calibri" w:hAnsi="Calibri"/>
+          <w:b w:val="0"/>
+          <w:color w:val="2B2B2B"/>
+          <w:sz w:val="22"/>
+        </w:rPr>
+        <w:t xml:space="preserve"> Son las dos diapositivas técnicas del mazo (flujo de datos y racionalidad del sistema). Si las lee la misma persona que todo lo demás, ahí va la petición de que otro integrante explique la Tabla 7 (p. 45).</w:t>
+      </w:r>
+    </w:p>
+    <w:p>
+      <w:pPr>
+        <w:pStyle w:val="ListBullet"/>
+      </w:pPr>
+      <w:r>
+        <w:rPr>
+          <w:rFonts w:ascii="Calibri" w:hAnsi="Calibri"/>
+          <w:b/>
+          <w:color w:val="2B2B2B"/>
+          <w:sz w:val="22"/>
+        </w:rPr>
+        <w:t>Si la 17 se lee tal cual está escrita:</w:t>
+      </w:r>
+      <w:r>
+        <w:rPr>
+          <w:rFonts w:ascii="Calibri" w:hAnsi="Calibri"/>
+          <w:b w:val="0"/>
+          <w:color w:val="2B2B2B"/>
+          <w:sz w:val="22"/>
+        </w:rPr>
+        <w:t xml:space="preserve"> no interrumpir; anotar la frase textual y devolvérsela con su diapositiva 5.</w:t>
+      </w:r>
+    </w:p>
+    <w:p>
+      <w:pPr>
+        <w:spacing w:before="200" w:after="60"/>
+      </w:pPr>
+      <w:r>
+        <w:rPr>
+          <w:rFonts w:ascii="Calibri" w:hAnsi="Calibri"/>
+          <w:b/>
+          <w:color w:val="007433"/>
+          <w:sz w:val="32"/>
+        </w:rPr>
+        <w:t>6. PREGUNTAS ANTES de escuchar la sustentación</w:t>
       </w:r>
     </w:p>
     <w:p>
@@ -1482,7 +2123,7 @@
           <w:color w:val="2B2B2B"/>
           <w:sz w:val="21"/>
         </w:rPr>
-        <w:t>«En su Tabla 10 la distribución recomendada sube el promedio de clics de 6.902 a 10.441, pero el intervalo p10-p90 se abre de 5.484–8.384 a 7.064–14.228, y ustedes mismos escriben que la función objetivo no penaliza el riesgo. Si un director de agencia les pide una recomendación con ese resultado en la mano, ¿le entregan la distribución que maximiza el promedio o la que protege el p10, y con qué argumento?»</w:t>
+        <w:t>«La fila “ranking” de la tabla de arquitectura de datos del folio 40 ordena las distribuciones por clics promedio, y el párrafo que cierra el apartado 8.3, en el folio 53, dice que la función objetivo no penaliza el riesgo: el promedio sube de 6.902 a 10.441 clics mientras el intervalo p10-p90 se abre de 5.484–8.384 a 7.064–14.228. Si un director de agencia les pide hoy una recomendación, ¿entregan la que maximiza el promedio o la que protege el p10? Elijan una.»</w:t>
       </w:r>
     </w:p>
     <w:p>
@@ -1496,7 +2137,7 @@
           <w:color w:val="2B2B2B"/>
           <w:sz w:val="22"/>
         </w:rPr>
-        <w:t>Por qué:</w:t>
+        <w:t>Sale de:</w:t>
       </w:r>
       <w:r>
         <w:rPr>
@@ -1505,7 +2146,43 @@
           <w:color w:val="2B2B2B"/>
           <w:sz w:val="22"/>
         </w:rPr>
-        <w:t xml:space="preserve"> es el corazón conceptual del trabajo. El proyecto se llama «evaluación de escenarios de incertidumbre» y decide con un estadístico que ignora la incertidumbre (p. 53).</w:t>
+        <w:t xml:space="preserve"> el </w:t>
+      </w:r>
+      <w:r>
+        <w:rPr>
+          <w:rFonts w:ascii="Calibri" w:hAnsi="Calibri"/>
+          <w:b/>
+          <w:color w:val="2B2B2B"/>
+          <w:sz w:val="22"/>
+        </w:rPr>
+        <w:t>documento</w:t>
+      </w:r>
+      <w:r>
+        <w:rPr>
+          <w:rFonts w:ascii="Calibri" w:hAnsi="Calibri"/>
+          <w:b w:val="0"/>
+          <w:color w:val="2B2B2B"/>
+          <w:sz w:val="22"/>
+        </w:rPr>
+        <w:t xml:space="preserve"> —la tabla de arquitectura de datos del folio 40, fila «ranking», y el párrafo que cierra el 8.3 con el p10-p90 (p. 53)—, y la </w:t>
+      </w:r>
+      <w:r>
+        <w:rPr>
+          <w:rFonts w:ascii="Calibri" w:hAnsi="Calibri"/>
+          <w:b/>
+          <w:color w:val="2B2B2B"/>
+          <w:sz w:val="22"/>
+        </w:rPr>
+        <w:t>diapositiva 13</w:t>
+      </w:r>
+      <w:r>
+        <w:rPr>
+          <w:rFonts w:ascii="Calibri" w:hAnsi="Calibri"/>
+          <w:b w:val="0"/>
+          <w:color w:val="2B2B2B"/>
+          <w:sz w:val="22"/>
+        </w:rPr>
+        <w:t xml:space="preserve"> la refuerza por omisión: proyecta las dos medias, 6.902 y 10.441, y ningún intervalo (§5, ítem 2).</w:t>
       </w:r>
     </w:p>
     <w:p>
@@ -1519,7 +2196,7 @@
           <w:color w:val="2B2B2B"/>
           <w:sz w:val="22"/>
         </w:rPr>
-        <w:t>Resuelve:</w:t>
+        <w:t>Por qué:</w:t>
       </w:r>
       <w:r>
         <w:rPr>
@@ -1528,7 +2205,25 @@
           <w:color w:val="2B2B2B"/>
           <w:sz w:val="22"/>
         </w:rPr>
-        <w:t xml:space="preserve"> distinguir aversión al riesgo del planeador, proponer el p10 o media menos penalización por dispersión como criterio alternativo —lo que ya anticipan en la p. 53 y en las recomendaciones, p. 58—, y reconocer que la recomendación actual es válida para un decisor neutral al riesgo.</w:t>
+        <w:t xml:space="preserve"> es el corazón conceptual del trabajo. El proyecto se llama «evaluación de escenarios de incertidumbre» y decide con un estadístico que ignora la incertidumbre. Cerrar la pregunta en «elijan una» impide la respuesta de manual —«depende del perfil del cliente»— que consume el minuto sin comprometerse. </w:t>
+      </w:r>
+      <w:r>
+        <w:rPr>
+          <w:rFonts w:ascii="Calibri" w:hAnsi="Calibri"/>
+          <w:b/>
+          <w:color w:val="2B2B2B"/>
+          <w:sz w:val="22"/>
+        </w:rPr>
+        <w:t>Al citar en voz alta hay que decir «la tabla de arquitectura de datos del folio 40, fila ranking»: nunca «Tabla 5»</w:t>
+      </w:r>
+      <w:r>
+        <w:rPr>
+          <w:rFonts w:ascii="Calibri" w:hAnsi="Calibri"/>
+          <w:b w:val="0"/>
+          <w:color w:val="2B2B2B"/>
+          <w:sz w:val="22"/>
+        </w:rPr>
+        <w:t>, porque la lista de tablas le asigna ese número al diccionario de datos y la tabla del folio 40 no lleva título. Y el intervalo p10-p90 se atribuye al párrafo de cierre del 8.3, no a la Tabla 10, que no tiene columna p10.</w:t>
       </w:r>
     </w:p>
     <w:p>
@@ -1542,6 +2237,29 @@
           <w:color w:val="2B2B2B"/>
           <w:sz w:val="22"/>
         </w:rPr>
+        <w:t>Resuelve:</w:t>
+      </w:r>
+      <w:r>
+        <w:rPr>
+          <w:rFonts w:ascii="Calibri" w:hAnsi="Calibri"/>
+          <w:b w:val="0"/>
+          <w:color w:val="2B2B2B"/>
+          <w:sz w:val="22"/>
+        </w:rPr>
+        <w:t xml:space="preserve"> elegir una de las dos, distinguir la aversión al riesgo del planeador y proponer el p10 o la media menos una penalización por dispersión como criterio alternativo —lo que ya anticipan en el folio 53 y en las recomendaciones, p. 58—, reconociendo que la recomendación actual es válida para un decisor neutral al riesgo.</w:t>
+      </w:r>
+    </w:p>
+    <w:p>
+      <w:pPr>
+        <w:pStyle w:val="ListBullet"/>
+      </w:pPr>
+      <w:r>
+        <w:rPr>
+          <w:rFonts w:ascii="Calibri" w:hAnsi="Calibri"/>
+          <w:b/>
+          <w:color w:val="2B2B2B"/>
+          <w:sz w:val="22"/>
+        </w:rPr>
         <w:t>Agrava:</w:t>
       </w:r>
       <w:r>
@@ -1551,7 +2269,7 @@
           <w:color w:val="2B2B2B"/>
           <w:sz w:val="22"/>
         </w:rPr>
-        <w:t xml:space="preserve"> decir que el promedio basta, o no poder explicar qué significa p10-p90.</w:t>
+        <w:t xml:space="preserve"> decir que el promedio basta, no poder explicar qué significa p10-p90, o quedarse en el «depende» sin elegir.</w:t>
       </w:r>
     </w:p>
     <w:p>
@@ -1578,7 +2296,7 @@
           <w:color w:val="2B2B2B"/>
           <w:sz w:val="21"/>
         </w:rPr>
-        <w:t>«Con CPC y tarifa constante, los clics crecen proporcionalmente a la inversión, y su Tabla 13 muestra que con 500, 1.000 o 3.000 distribuciones candidatas el óptimo es el mismo 88 % en TikTok. ¿Qué aporta entonces evaluar 5.000 distribuciones, y qué tendría que incorporar el modelo para que la recomendación no fuera siempre "todo a la plataforma más barata con el 5 % mínimo en las otras"?»</w:t>
+        <w:t>«Con tres plataformas y su restricción w_p ≥ 0,05 de la Tabla 7, página 45, ¿cuál es el porcentaje máximo que su modelo permite darle a TikTok? Dígame el número.»</w:t>
       </w:r>
     </w:p>
     <w:p>
@@ -1592,7 +2310,7 @@
           <w:color w:val="2B2B2B"/>
           <w:sz w:val="22"/>
         </w:rPr>
-        <w:t>Por qué:</w:t>
+        <w:t>Sale de:</w:t>
       </w:r>
       <w:r>
         <w:rPr>
@@ -1601,7 +2319,43 @@
           <w:color w:val="2B2B2B"/>
           <w:sz w:val="22"/>
         </w:rPr>
-        <w:t xml:space="preserve"> Tabla 7 (p. 45) y Tabla 13 (p. 55). Si el resultado es la esquina del conjunto factible, el optimizador no está descubriendo nada y conviene que ellos lo digan antes de que lo diga el jurado.</w:t>
+        <w:t xml:space="preserve"> el </w:t>
+      </w:r>
+      <w:r>
+        <w:rPr>
+          <w:rFonts w:ascii="Calibri" w:hAnsi="Calibri"/>
+          <w:b/>
+          <w:color w:val="2B2B2B"/>
+          <w:sz w:val="22"/>
+        </w:rPr>
+        <w:t>documento</w:t>
+      </w:r>
+      <w:r>
+        <w:rPr>
+          <w:rFonts w:ascii="Calibri" w:hAnsi="Calibri"/>
+          <w:b w:val="0"/>
+          <w:color w:val="2B2B2B"/>
+          <w:sz w:val="22"/>
+        </w:rPr>
+        <w:t xml:space="preserve"> —restricciones y linealidad en CPC de la Tabla 7 (p. 45) y la Tabla 13, donde 500, 1.000 y 3.000 candidatas dan el mismo 5,14 / 88,39 / 6,47 (p. 55)—. En el </w:t>
+      </w:r>
+      <w:r>
+        <w:rPr>
+          <w:rFonts w:ascii="Calibri" w:hAnsi="Calibri"/>
+          <w:b/>
+          <w:color w:val="2B2B2B"/>
+          <w:sz w:val="22"/>
+        </w:rPr>
+        <w:t>mazo</w:t>
+      </w:r>
+      <w:r>
+        <w:rPr>
+          <w:rFonts w:ascii="Calibri" w:hAnsi="Calibri"/>
+          <w:b w:val="0"/>
+          <w:color w:val="2B2B2B"/>
+          <w:sz w:val="22"/>
+        </w:rPr>
+        <w:t xml:space="preserve"> el dato está en la diapositiva 13, que proyecta el reparto recomendado 5,3 / 88,8 / 5,9 sin decir que el 88,8 es el techo de su propia restricción.</w:t>
       </w:r>
     </w:p>
     <w:p>
@@ -1615,7 +2369,7 @@
           <w:color w:val="2B2B2B"/>
           <w:sz w:val="22"/>
         </w:rPr>
-        <w:t>Resuelve:</w:t>
+        <w:t>Por qué:</w:t>
       </w:r>
       <w:r>
         <w:rPr>
@@ -1624,15 +2378,16 @@
           <w:color w:val="2B2B2B"/>
           <w:sz w:val="22"/>
         </w:rPr>
-        <w:t xml:space="preserve"> reconocer la linealidad en CPC, señalar que con alcance el techo de audiencia </w:t>
-      </w:r>
-      <w:r>
-        <w:rPr>
-          <w:rFonts w:ascii="Consolas" w:hAnsi="Consolas"/>
-          <w:color w:val="111111"/>
-          <w:sz w:val="21"/>
-        </w:rPr>
-        <w:t>Amax</w:t>
+        <w:t xml:space="preserve"> la respuesta es 90 %, y en cuanto la dicen ellos mismos, el 88,77 % de su resultado deja de ser un hallazgo sobre TikTok y se ve como lo que es: el techo de su propia restricción. Hacerles calcular el techo es más eficaz que enunciárselo, y cabe en veinte segundos. La linealidad se sostiene con las filas de CPM y de Restricciones de la Tabla 7 (p. 45), </w:t>
+      </w:r>
+      <w:r>
+        <w:rPr>
+          <w:rFonts w:ascii="Calibri" w:hAnsi="Calibri"/>
+          <w:b/>
+          <w:color w:val="2B2B2B"/>
+          <w:sz w:val="22"/>
+        </w:rPr>
+        <w:t>no con la Tabla 11</w:t>
       </w:r>
       <w:r>
         <w:rPr>
@@ -1641,7 +2396,7 @@
           <w:color w:val="2B2B2B"/>
           <w:sz w:val="22"/>
         </w:rPr>
-        <w:t xml:space="preserve"> sí hace el problema no trivial (p. 45), y admitir que no se modelaron saturación ni rendimientos decrecientes por plataforma.</w:t>
+        <w:t>, que varía el presupuesto total y no la mezcla. La pregunta también queda blindada contra su propia Nota a la Tabla 13, que ya admite no afirmar que la búsqueda aleatoria garantice el óptimo global.</w:t>
       </w:r>
     </w:p>
     <w:p>
@@ -1655,7 +2410,7 @@
           <w:color w:val="2B2B2B"/>
           <w:sz w:val="22"/>
         </w:rPr>
-        <w:t>Agrava:</w:t>
+        <w:t>Resuelve:</w:t>
       </w:r>
       <w:r>
         <w:rPr>
@@ -1664,10 +2419,30 @@
           <w:color w:val="2B2B2B"/>
           <w:sz w:val="22"/>
         </w:rPr>
-        <w:t xml:space="preserve"> atribuirle al optimizador un aprendizaje o una inteligencia que no tiene, o presentar el 88,77 % como un hallazgo de mercado sobre TikTok.</w:t>
+        <w:t xml:space="preserve"> dar el 90 % y sacar la conclusión sin ayuda: el resultado es la esquina del conjunto factible. Suma reconocer la linealidad en CPC, señalar que con alcance el techo de audiencia </w:t>
+      </w:r>
+      <w:r>
+        <w:rPr>
+          <w:rFonts w:ascii="Consolas" w:hAnsi="Consolas"/>
+          <w:color w:val="111111"/>
+          <w:sz w:val="21"/>
+        </w:rPr>
+        <w:t>Amax</w:t>
+      </w:r>
+      <w:r>
+        <w:rPr>
+          <w:rFonts w:ascii="Calibri" w:hAnsi="Calibri"/>
+          <w:b w:val="0"/>
+          <w:color w:val="2B2B2B"/>
+          <w:sz w:val="22"/>
+        </w:rPr>
+        <w:t xml:space="preserve"> sí hace el problema no trivial (p. 45) y admitir que no se modelaron saturación ni rendimientos decrecientes por plataforma.</w:t>
       </w:r>
     </w:p>
     <w:p>
+      <w:pPr>
+        <w:pStyle w:val="ListBullet"/>
+      </w:pPr>
       <w:r>
         <w:rPr>
           <w:rFonts w:ascii="Calibri" w:hAnsi="Calibri"/>
@@ -1675,7 +2450,27 @@
           <w:color w:val="2B2B2B"/>
           <w:sz w:val="22"/>
         </w:rPr>
-        <w:t>3. Los objetivos de optimización que la presentación promete y el documento no valida.</w:t>
+        <w:t>Agrava:</w:t>
+      </w:r>
+      <w:r>
+        <w:rPr>
+          <w:rFonts w:ascii="Calibri" w:hAnsi="Calibri"/>
+          <w:b w:val="0"/>
+          <w:color w:val="2B2B2B"/>
+          <w:sz w:val="22"/>
+        </w:rPr>
+        <w:t xml:space="preserve"> no poder calcular el techo con su propia restricción a la vista; atribuirle al optimizador un aprendizaje o una inteligencia que no tiene; o presentar el 88,77 % como un hallazgo de mercado sobre TikTok.</w:t>
+      </w:r>
+    </w:p>
+    <w:p>
+      <w:r>
+        <w:rPr>
+          <w:rFonts w:ascii="Calibri" w:hAnsi="Calibri"/>
+          <w:b/>
+          <w:color w:val="2B2B2B"/>
+          <w:sz w:val="22"/>
+        </w:rPr>
+        <w:t>3. La eficiencia presupuestal que el objetivo 4 promete y el capítulo 8 no reporta.</w:t>
       </w:r>
     </w:p>
     <w:p>
@@ -1691,7 +2486,7 @@
           <w:color w:val="2B2B2B"/>
           <w:sz w:val="21"/>
         </w:rPr>
-        <w:t>«La nota de su Tabla 7 y el paso 5 de su manual dicen que la validación documentada usó clics como función objetivo; su presentación anuncia tres casos con objetivos de alcance, clics y visualizaciones, con presupuestos que no aparecen en el documento. ¿Ejecutaron el simulador maximizando alcance y visualizaciones, y dónde quedó registrada esa corrida?»</w:t>
+        <w:t>«Su objetivo 4 nombra la eficiencia presupuestal como indicador a analizar. Los tableros de las Figuras 5 y 8, folios 48 y 50, la muestran, pero con otros parámetros —Meta a CPM 2.000 y TikTok a CPC 1.500, frente a los 18.000 y 14.000 de la Figura 4— y el capítulo 8 no trae ninguna figura. ¿Cuánto vale la eficiencia presupuestal en el caso de la Tabla 10, los diez millones repartidos 40/30/30, en el escenario ingresado y en el recomendado? Dígannos los dos números.»</w:t>
       </w:r>
     </w:p>
     <w:p>
@@ -1705,7 +2500,7 @@
           <w:color w:val="2B2B2B"/>
           <w:sz w:val="22"/>
         </w:rPr>
-        <w:t>Por qué:</w:t>
+        <w:t>Sale de:</w:t>
       </w:r>
       <w:r>
         <w:rPr>
@@ -1714,7 +2509,43 @@
           <w:color w:val="2B2B2B"/>
           <w:sz w:val="22"/>
         </w:rPr>
-        <w:t xml:space="preserve"> pp. 45 y 70 contra diapositivas 14-16; los resultados del documento solo cubren el caso de $10.000.000 con 40/30/30 (pp. 52-55).</w:t>
+        <w:t xml:space="preserve"> el </w:t>
+      </w:r>
+      <w:r>
+        <w:rPr>
+          <w:rFonts w:ascii="Calibri" w:hAnsi="Calibri"/>
+          <w:b/>
+          <w:color w:val="2B2B2B"/>
+          <w:sz w:val="22"/>
+        </w:rPr>
+        <w:t>documento</w:t>
+      </w:r>
+      <w:r>
+        <w:rPr>
+          <w:rFonts w:ascii="Calibri" w:hAnsi="Calibri"/>
+          <w:b w:val="0"/>
+          <w:color w:val="2B2B2B"/>
+          <w:sz w:val="22"/>
+        </w:rPr>
+        <w:t xml:space="preserve"> —objetivo 4 (p. 16), alcance (p. 19), fórmula (p. 45), diccionario (p. 41), y ni un valor en las Tablas 9-11 (pp. 52-54); sí dentro de las imágenes, folios 48 y 50— y también del </w:t>
+      </w:r>
+      <w:r>
+        <w:rPr>
+          <w:rFonts w:ascii="Calibri" w:hAnsi="Calibri"/>
+          <w:b/>
+          <w:color w:val="2B2B2B"/>
+          <w:sz w:val="22"/>
+        </w:rPr>
+        <w:t>mazo</w:t>
+      </w:r>
+      <w:r>
+        <w:rPr>
+          <w:rFonts w:ascii="Calibri" w:hAnsi="Calibri"/>
+          <w:b w:val="0"/>
+          <w:color w:val="2B2B2B"/>
+          <w:sz w:val="22"/>
+        </w:rPr>
+        <w:t>, que promete el indicador tres veces (diapositivas 2, 4 y 6) y no lo muestra en ninguna de las 19 (§5, ítem 5). Si en sala se proyecta la baldosa «Eficiencia /100K», la pregunta cambia de tono.</w:t>
       </w:r>
     </w:p>
     <w:p>
@@ -1728,7 +2559,7 @@
           <w:color w:val="2B2B2B"/>
           <w:sz w:val="22"/>
         </w:rPr>
-        <w:t>Resuelve:</w:t>
+        <w:t>Por qué:</w:t>
       </w:r>
       <w:r>
         <w:rPr>
@@ -1737,7 +2568,24 @@
           <w:color w:val="2B2B2B"/>
           <w:sz w:val="22"/>
         </w:rPr>
-        <w:t xml:space="preserve"> correrlo en vivo o mostrar la hoja del Excel exportado con ese objetivo, y explicar por qué al maximizar alcance el resultado no es la misma esquina.</w:t>
+        <w:t xml:space="preserve"> el indicador está comprometido en el objetivo 4 (p. 16) y no aparece en las Tablas 9, 10 ni 11 (pp. 52-54). La premisa hay que decirla así y no «la eficiencia no vuelve a aparecer después del folio 47»: sí reaparece, pero dentro de las imágenes —el código </w:t>
+      </w:r>
+      <w:r>
+        <w:rPr>
+          <w:rFonts w:ascii="Consolas" w:hAnsi="Consolas"/>
+          <w:color w:val="111111"/>
+          <w:sz w:val="21"/>
+        </w:rPr>
+        <w:t>eficiencia_100k_promedio</w:t>
+      </w:r>
+      <w:r>
+        <w:rPr>
+          <w:rFonts w:ascii="Calibri" w:hAnsi="Calibri"/>
+          <w:b w:val="0"/>
+          <w:color w:val="2B2B2B"/>
+          <w:sz w:val="22"/>
+        </w:rPr>
+        <w:t xml:space="preserve"> del folio 48, la baldosa «Eficiencia /100K 2.4K» de la Figura 5 y las de 8.9K y 15.4K de la Figura 8, folio 50—, y con parámetros distintos de los del caso reportado. Si la premisa se enuncia mal, la respuesta es «está en la Figura 5» y la pregunta se pierde.</w:t>
       </w:r>
     </w:p>
     <w:p>
@@ -1751,6 +2599,29 @@
           <w:color w:val="2B2B2B"/>
           <w:sz w:val="22"/>
         </w:rPr>
+        <w:t>Resuelve:</w:t>
+      </w:r>
+      <w:r>
+        <w:rPr>
+          <w:rFonts w:ascii="Calibri" w:hAnsi="Calibri"/>
+          <w:b w:val="0"/>
+          <w:color w:val="2B2B2B"/>
+          <w:sz w:val="22"/>
+        </w:rPr>
+        <w:t xml:space="preserve"> dar los dos números —del orden de 2.387 usuarios por cada $100.000 en el escenario ingresado y 3.227 en el recomendado— o decir con franqueza que el indicador quedó calculado en el prototipo y sin llevar a las tablas del capítulo 8, que es un reparo de forma y no de fondo.</w:t>
+      </w:r>
+    </w:p>
+    <w:p>
+      <w:pPr>
+        <w:pStyle w:val="ListBullet"/>
+      </w:pPr>
+      <w:r>
+        <w:rPr>
+          <w:rFonts w:ascii="Calibri" w:hAnsi="Calibri"/>
+          <w:b/>
+          <w:color w:val="2B2B2B"/>
+          <w:sz w:val="22"/>
+        </w:rPr>
         <w:t>Agrava:</w:t>
       </w:r>
       <w:r>
@@ -1760,7 +2631,7 @@
           <w:color w:val="2B2B2B"/>
           <w:sz w:val="22"/>
         </w:rPr>
-        <w:t xml:space="preserve"> afirmar que las tres corridas están en el documento —no lo están— o improvisar cifras.</w:t>
+        <w:t xml:space="preserve"> remitir a la Figura 5 sin advertir que sus parámetros son otros, o improvisar una cifra que no cuadre con los clics y el alcance de la Tabla 10.</w:t>
       </w:r>
     </w:p>
     <w:p>
@@ -1779,16 +2650,189 @@
     </w:p>
     <w:p>
       <w:pPr>
-        <w:pStyle w:val="ListBullet"/>
+        <w:spacing w:before="140" w:after="60"/>
       </w:pPr>
       <w:r>
         <w:rPr>
           <w:rFonts w:ascii="Calibri" w:hAnsi="Calibri"/>
+          <w:b/>
+          <w:color w:val="0C2340"/>
+          <w:sz w:val="27"/>
+        </w:rPr>
+        <w:t>Del documento</w:t>
+      </w:r>
+    </w:p>
+    <w:p>
+      <w:pPr>
+        <w:pStyle w:val="ListNumber"/>
+      </w:pPr>
+      <w:r>
+        <w:rPr>
+          <w:rFonts w:ascii="Calibri" w:hAnsi="Calibri"/>
           <w:b w:val="0"/>
           <w:color w:val="2B2B2B"/>
           <w:sz w:val="22"/>
         </w:rPr>
-        <w:t>«El objetivo 4 nombra la eficiencia presupuestal como indicador a analizar; en las Tablas 9, 10 y 11 no aparece. ¿Cuál fue su valor en el escenario ingresado y en el recomendado?» (pp. 16 y 52-54)</w:t>
+        <w:t>«El alcance total de la Tabla 10, ¿es la suma del alcance de las tres plataformas? Si lo es, ¿cómo tratan el solapamiento de audiencias entre Meta, TikTok y YouTube?» (p. 53; el documento no lo declara)</w:t>
+      </w:r>
+    </w:p>
+    <w:p>
+      <w:pPr>
+        <w:pStyle w:val="ListNumber"/>
+      </w:pPr>
+      <w:r>
+        <w:rPr>
+          <w:rFonts w:ascii="Calibri" w:hAnsi="Calibri"/>
+          <w:b w:val="0"/>
+          <w:color w:val="2B2B2B"/>
+          <w:sz w:val="22"/>
+        </w:rPr>
+        <w:t>«Las tarifas, el CTR y las audiencias son supuestos académicos de referencia. ¿De dónde sacaría un planeador esos valores calibrados y cuánto podría cambiar la recomendación al hacerlo?» (nota, p. 45; recomendaciones, p. 58)</w:t>
+      </w:r>
+    </w:p>
+    <w:p>
+      <w:pPr>
+        <w:pStyle w:val="ListNumber"/>
+      </w:pPr>
+      <w:r>
+        <w:rPr>
+          <w:rFonts w:ascii="Calibri" w:hAnsi="Calibri"/>
+          <w:b w:val="0"/>
+          <w:color w:val="2B2B2B"/>
+          <w:sz w:val="22"/>
+        </w:rPr>
+        <w:t>«¿Qué audiencia máxima configuraron por plataforma y qué pasa con la recomendación si el techo de TikTok se vuelve restrictivo?» (fórmula de alcance, p. 45)</w:t>
+      </w:r>
+    </w:p>
+    <w:p>
+      <w:pPr>
+        <w:pStyle w:val="ListNumber"/>
+      </w:pPr>
+      <w:r>
+        <w:rPr>
+          <w:rFonts w:ascii="Calibri" w:hAnsi="Calibri"/>
+          <w:b w:val="0"/>
+          <w:color w:val="2B2B2B"/>
+          <w:sz w:val="22"/>
+        </w:rPr>
+        <w:t>«Su encuesta es muestreo por conveniencia con 45 registros válidos. ¿Qué decisión de diseño habrían cambiado si el resultado hubiera sido el contrario?» (p. 32) — pregunta para que muestren criterio, no para castigar la muestra.</w:t>
+      </w:r>
+    </w:p>
+    <w:p>
+      <w:pPr>
+        <w:pStyle w:val="ListNumber"/>
+      </w:pPr>
+      <w:r>
+        <w:rPr>
+          <w:rFonts w:ascii="Calibri" w:hAnsi="Calibri"/>
+          <w:b w:val="0"/>
+          <w:color w:val="2B2B2B"/>
+          <w:sz w:val="22"/>
+        </w:rPr>
+        <w:t xml:space="preserve">«La p. 70 dice que el notebook se entrega junto con el documento, pero en la carpeta compartida con los jurados solo están los dos PDF. ¿Dónde podemos verificar el código?» </w:t>
+      </w:r>
+      <w:r>
+        <w:rPr>
+          <w:rFonts w:ascii="Calibri" w:hAnsi="Calibri"/>
+          <w:i/>
+          <w:color w:val="2B2B2B"/>
+          <w:sz w:val="22"/>
+        </w:rPr>
+        <w:t>(No pedir que lo abran en sala: el archivo no está en la carpeta de los jurados y la pregunta solo busca dónde queda registrado. Si lo corren en vivo en las diapositivas 14-16, esta pregunta ya no se hace.)</w:t>
+      </w:r>
+    </w:p>
+    <w:p>
+      <w:pPr>
+        <w:spacing w:before="140" w:after="60"/>
+      </w:pPr>
+      <w:r>
+        <w:rPr>
+          <w:rFonts w:ascii="Calibri" w:hAnsi="Calibri"/>
+          <w:b/>
+          <w:color w:val="0C2340"/>
+          <w:sz w:val="27"/>
+        </w:rPr>
+        <w:t>De las diapositivas</w:t>
+      </w:r>
+    </w:p>
+    <w:p>
+      <w:r>
+        <w:rPr>
+          <w:rFonts w:ascii="Calibri" w:hAnsi="Calibri"/>
+          <w:b w:val="0"/>
+          <w:color w:val="2B2B2B"/>
+          <w:sz w:val="22"/>
+        </w:rPr>
+        <w:t xml:space="preserve">Estas dos solo se hacen </w:t>
+      </w:r>
+      <w:r>
+        <w:rPr>
+          <w:rFonts w:ascii="Calibri" w:hAnsi="Calibri"/>
+          <w:b/>
+          <w:color w:val="2B2B2B"/>
+          <w:sz w:val="22"/>
+        </w:rPr>
+        <w:t>si la diapositiva sale en pantalla</w:t>
+      </w:r>
+      <w:r>
+        <w:rPr>
+          <w:rFonts w:ascii="Calibri" w:hAnsi="Calibri"/>
+          <w:b w:val="0"/>
+          <w:color w:val="2B2B2B"/>
+          <w:sz w:val="22"/>
+        </w:rPr>
+        <w:t>. Los números de reserva no se reordenaron —la hoja de respuestas los cita— así que van fuera de secuencia a propósito.</w:t>
+      </w:r>
+    </w:p>
+    <w:p>
+      <w:pPr>
+        <w:pStyle w:val="ListNumber"/>
+      </w:pPr>
+      <w:r>
+        <w:rPr>
+          <w:rFonts w:ascii="Calibri" w:hAnsi="Calibri"/>
+          <w:b w:val="0"/>
+          <w:color w:val="2B2B2B"/>
+          <w:sz w:val="22"/>
+        </w:rPr>
+        <w:t xml:space="preserve">«Sus diapositivas 14, 15 y 16 plantean tres casos —doce, ocho y quince millones— con objetivos de alcance, clics y visualizaciones, y la línea “Objetivo en el Colab”. La nota de su Tabla 7 y el paso 5 de su manual dicen que la validación documentada usó clics. ¿Ejecutaron el simulador maximizando alcance y visualizaciones, y dónde quedó registrada esa corrida?» (pp. 45 y 70 contra diapositivas 14-16, que no traen ningún resultado; las corridas del documento cubren solo $10.000.000 con 40/30/30, pp. 52-55). </w:t>
+      </w:r>
+      <w:r>
+        <w:rPr>
+          <w:rFonts w:ascii="Calibri" w:hAnsi="Calibri"/>
+          <w:i/>
+          <w:color w:val="2B2B2B"/>
+          <w:sz w:val="22"/>
+        </w:rPr>
+        <w:t>(Si lo corren en vivo, la pregunta se convierte en un elogio: pedir que dejen a la vista los parámetros de tarifa y audiencia máxima.)</w:t>
+      </w:r>
+    </w:p>
+    <w:p>
+      <w:pPr>
+        <w:pStyle w:val="ListNumber"/>
+      </w:pPr>
+      <w:r>
+        <w:rPr>
+          <w:rFonts w:ascii="Calibri" w:hAnsi="Calibri"/>
+          <w:b w:val="0"/>
+          <w:color w:val="2B2B2B"/>
+          <w:sz w:val="22"/>
+        </w:rPr>
+        <w:t>«Su conclusión 5 dice que no se confirmó ninguna reducción de incertidumbre y su propia diapositiva 5 declara que no hay campañas reales; su diapositiva 17 dice que la herramienta supera los enfoques deterministas y optimiza el retorno proyectado. ¿Cuál de las dos sostienen hoy ante nosotros?» (p. 58 y diapositiva 5, contra diapositiva 17)</w:t>
+      </w:r>
+    </w:p>
+    <w:p>
+      <w:pPr>
+        <w:spacing w:before="200" w:after="60"/>
+      </w:pPr>
+      <w:r>
+        <w:rPr>
+          <w:rFonts w:ascii="Calibri" w:hAnsi="Calibri"/>
+          <w:b/>
+          <w:color w:val="007433"/>
+          <w:sz w:val="32"/>
+        </w:rPr>
+        <w:t>7. PREGUNTAS DESPUÉS — condicionales, para marcar en caliente</w:t>
       </w:r>
     </w:p>
     <w:p>
@@ -1798,11 +2842,20 @@
       <w:r>
         <w:rPr>
           <w:rFonts w:ascii="Calibri" w:hAnsi="Calibri"/>
+          <w:b/>
+          <w:color w:val="2B2B2B"/>
+          <w:sz w:val="22"/>
+        </w:rPr>
+        <w:t>Si no ejecutan nada en vivo y solo muestran capturas</w:t>
+      </w:r>
+      <w:r>
+        <w:rPr>
+          <w:rFonts w:ascii="Calibri" w:hAnsi="Calibri"/>
           <w:b w:val="0"/>
           <w:color w:val="2B2B2B"/>
           <w:sz w:val="22"/>
         </w:rPr>
-        <w:t>«El alcance total de la Tabla 10, ¿es la suma del alcance de las tres plataformas? Si lo es, ¿cómo tratan el solapamiento de audiencias entre Meta, TikTok y YouTube?» (p. 53; el documento no lo declara)</w:t>
+        <w:t xml:space="preserve"> → pedir que expliquen la nota de la Figura 5: por qué esa captura corresponde a una versión que normalizaba automáticamente una distribución mayor al 100 % y qué cambió después de la validación (pp. 48-49).</w:t>
       </w:r>
     </w:p>
     <w:p>
@@ -1812,11 +2865,20 @@
       <w:r>
         <w:rPr>
           <w:rFonts w:ascii="Calibri" w:hAnsi="Calibri"/>
+          <w:b/>
+          <w:color w:val="2B2B2B"/>
+          <w:sz w:val="22"/>
+        </w:rPr>
+        <w:t>Si presentan los casos de María, Carlos o Andrea con cifras concretas</w:t>
+      </w:r>
+      <w:r>
+        <w:rPr>
+          <w:rFonts w:ascii="Calibri" w:hAnsi="Calibri"/>
           <w:b w:val="0"/>
           <w:color w:val="2B2B2B"/>
           <w:sz w:val="22"/>
         </w:rPr>
-        <w:t>«Su conclusión 5 dice que no se confirmó ninguna reducción de incertidumbre; su diapositiva 17 dice que la herramienta supera los enfoques deterministas. ¿Cuál de las dos afirmaciones sostienen hoy ante nosotros?» (p. 58 vs. diapositiva 17)</w:t>
+        <w:t xml:space="preserve"> → las diapositivas 14-16 no traen ninguna: o las corrieron en vivo —y entonces es lo mejor de la tarde— o salieron de una corrida que el documento no registra. Preguntar cuál de las dos, dado que los resultados del documento cubren solo $10.000.000 con 40/30/30 (pp. 52-55).</w:t>
       </w:r>
     </w:p>
     <w:p>
@@ -1826,11 +2888,20 @@
       <w:r>
         <w:rPr>
           <w:rFonts w:ascii="Calibri" w:hAnsi="Calibri"/>
+          <w:b/>
+          <w:color w:val="2B2B2B"/>
+          <w:sz w:val="22"/>
+        </w:rPr>
+        <w:t>Si dicen «+51,28 % más clics con el mismo dinero» y se quedan en la primera mitad de su diapositiva 13</w:t>
+      </w:r>
+      <w:r>
+        <w:rPr>
+          <w:rFonts w:ascii="Calibri" w:hAnsi="Calibri"/>
           <w:b w:val="0"/>
           <w:color w:val="2B2B2B"/>
           <w:sz w:val="22"/>
         </w:rPr>
-        <w:t>«Las tarifas, el CTR y las audiencias son supuestos académicos de referencia. ¿De dónde sacaría un planeador esos valores calibrados y cuánto podría cambiar la recomendación al hacerlo?» (nota, p. 45; recomendaciones, p. 58)</w:t>
+        <w:t xml:space="preserve"> → devolverles su propia línea de cierre, «capacidad matemática del modelo para redistribuir el presupuesto», y pedir la segunda mitad, la de la p. 53: «coherencia interna con la función objetivo, no superioridad empírica en campañas reales». Es una oportunidad, no una trampa: si la sostienen bien, sube.</w:t>
       </w:r>
     </w:p>
     <w:p>
@@ -1840,11 +2911,20 @@
       <w:r>
         <w:rPr>
           <w:rFonts w:ascii="Calibri" w:hAnsi="Calibri"/>
+          <w:b/>
+          <w:color w:val="2B2B2B"/>
+          <w:sz w:val="22"/>
+        </w:rPr>
+        <w:t>Si afirman que validaron con agencias, clientes o usuarios</w:t>
+      </w:r>
+      <w:r>
+        <w:rPr>
+          <w:rFonts w:ascii="Calibri" w:hAnsi="Calibri"/>
           <w:b w:val="0"/>
           <w:color w:val="2B2B2B"/>
           <w:sz w:val="22"/>
         </w:rPr>
-        <w:t>«¿Qué audiencia máxima configuraron por plataforma y qué pasa con la recomendación si el techo de TikTok se vuelve restrictivo?» (fórmula de alcance, p. 45)</w:t>
+        <w:t xml:space="preserve"> → contrastar con el Anexo 7, que declara que no hubo pruebas ejecutadas por personas distintas a los desarrolladores (p. 71).</w:t>
       </w:r>
     </w:p>
     <w:p>
@@ -1854,11 +2934,20 @@
       <w:r>
         <w:rPr>
           <w:rFonts w:ascii="Calibri" w:hAnsi="Calibri"/>
+          <w:b/>
+          <w:color w:val="2B2B2B"/>
+          <w:sz w:val="22"/>
+        </w:rPr>
+        <w:t>Si mencionan inteligencia artificial o aprendizaje automático como parte del simulador</w:t>
+      </w:r>
+      <w:r>
+        <w:rPr>
+          <w:rFonts w:ascii="Calibri" w:hAnsi="Calibri"/>
           <w:b w:val="0"/>
           <w:color w:val="2B2B2B"/>
           <w:sz w:val="22"/>
         </w:rPr>
-        <w:t>«Su encuesta es muestreo por conveniencia con 45 registros válidos. ¿Qué decisión de diseño habrían cambiado si el resultado hubiera sido el contrario?» (p. 32) — pregunta para que muestren criterio, no para castigar la muestra.</w:t>
+        <w:t xml:space="preserve"> → recordar que la limitación declarada dice que no incorpora modelos de machine learning ni IA (p. 20) y preguntar qué es exactamente lo que aprende el modelo.</w:t>
       </w:r>
     </w:p>
     <w:p>
@@ -1868,11 +2957,135 @@
       <w:r>
         <w:rPr>
           <w:rFonts w:ascii="Calibri" w:hAnsi="Calibri"/>
+          <w:b/>
+          <w:color w:val="2B2B2B"/>
+          <w:sz w:val="22"/>
+        </w:rPr>
+        <w:t>Si hablan de «reducir la incertidumbre» como logro alcanzado</w:t>
+      </w:r>
+      <w:r>
+        <w:rPr>
+          <w:rFonts w:ascii="Calibri" w:hAnsi="Calibri"/>
           <w:b w:val="0"/>
           <w:color w:val="2B2B2B"/>
           <w:sz w:val="22"/>
         </w:rPr>
-        <w:t>«La p. 70 dice que el notebook se entrega junto con el documento, pero en la carpeta compartida con los jurados solo están los dos PDF. ¿Dónde podemos verificar el código?»</w:t>
+        <w:t xml:space="preserve"> → pedirles cómo medirían esa reducción, dado que su conclusión 5 dice que la variable no se definió ni se midió (p. 58).</w:t>
+      </w:r>
+    </w:p>
+    <w:p>
+      <w:pPr>
+        <w:pStyle w:val="ListBullet"/>
+      </w:pPr>
+      <w:r>
+        <w:rPr>
+          <w:rFonts w:ascii="Calibri" w:hAnsi="Calibri"/>
+          <w:b/>
+          <w:color w:val="2B2B2B"/>
+          <w:sz w:val="22"/>
+        </w:rPr>
+        <w:t>Si el tiempo se les va en el marco teórico y saltan los resultados</w:t>
+      </w:r>
+      <w:r>
+        <w:rPr>
+          <w:rFonts w:ascii="Calibri" w:hAnsi="Calibri"/>
+          <w:b w:val="0"/>
+          <w:color w:val="2B2B2B"/>
+          <w:sz w:val="22"/>
+        </w:rPr>
+        <w:t xml:space="preserve"> → ir directo a la Tabla 10 (p. 53): qué distribución recomendó el simulador y por qué.</w:t>
+      </w:r>
+    </w:p>
+    <w:p>
+      <w:pPr>
+        <w:pStyle w:val="ListBullet"/>
+      </w:pPr>
+      <w:r>
+        <w:rPr>
+          <w:rFonts w:ascii="Calibri" w:hAnsi="Calibri"/>
+          <w:b/>
+          <w:color w:val="2B2B2B"/>
+          <w:sz w:val="22"/>
+        </w:rPr>
+        <w:t>Si solo hablan uno o dos de los cuatro</w:t>
+      </w:r>
+      <w:r>
+        <w:rPr>
+          <w:rFonts w:ascii="Calibri" w:hAnsi="Calibri"/>
+          <w:b w:val="0"/>
+          <w:color w:val="2B2B2B"/>
+          <w:sz w:val="22"/>
+        </w:rPr>
+        <w:t xml:space="preserve"> → pedir explícitamente a otro integrante que explique la Tabla 7 (p. 45): qué representa el factor lognormal de la tarifa y por qué se eligió esa distribución. Es la vía legítima para verificar dominio individual.</w:t>
+      </w:r>
+    </w:p>
+    <w:p>
+      <w:pPr>
+        <w:pStyle w:val="ListBullet"/>
+      </w:pPr>
+      <w:r>
+        <w:rPr>
+          <w:rFonts w:ascii="Calibri" w:hAnsi="Calibri"/>
+          <w:b/>
+          <w:color w:val="2B2B2B"/>
+          <w:sz w:val="22"/>
+        </w:rPr>
+        <w:t>Si contestan el 90 % en la pregunta 2</w:t>
+      </w:r>
+      <w:r>
+        <w:rPr>
+          <w:rFonts w:ascii="Calibri" w:hAnsi="Calibri"/>
+          <w:b w:val="0"/>
+          <w:color w:val="2B2B2B"/>
+          <w:sz w:val="22"/>
+        </w:rPr>
+        <w:t xml:space="preserve"> → cerrar el círculo: «entonces su 88,77 % no es un hallazgo sobre TikTok, es el techo que fija su propia restricción: ¿qué tendría que incorporar el modelo para que el óptimo no fuera siempre esa esquina?».</w:t>
+      </w:r>
+    </w:p>
+    <w:p>
+      <w:pPr>
+        <w:pStyle w:val="ListBullet"/>
+      </w:pPr>
+      <w:r>
+        <w:rPr>
+          <w:rFonts w:ascii="Calibri" w:hAnsi="Calibri"/>
+          <w:b/>
+          <w:color w:val="2B2B2B"/>
+          <w:sz w:val="22"/>
+        </w:rPr>
+        <w:t>Si invocan la Nota de su Tabla 13</w:t>
+      </w:r>
+      <w:r>
+        <w:rPr>
+          <w:rFonts w:ascii="Calibri" w:hAnsi="Calibri"/>
+          <w:b w:val="0"/>
+          <w:color w:val="2B2B2B"/>
+          <w:sz w:val="22"/>
+        </w:rPr>
+        <w:t xml:space="preserve"> para sostener que la búsqueda aleatoria encuentra el óptimo → leerles su propia nota, que dice lo contrario, y aceptarlo como punto a favor de la honestidad del documento: la pregunta 2 no depende de esa nota.</w:t>
+      </w:r>
+    </w:p>
+    <w:p>
+      <w:pPr>
+        <w:pStyle w:val="ListBullet"/>
+      </w:pPr>
+      <w:r>
+        <w:rPr>
+          <w:rFonts w:ascii="Calibri" w:hAnsi="Calibri"/>
+          <w:b/>
+          <w:color w:val="2B2B2B"/>
+          <w:sz w:val="22"/>
+        </w:rPr>
+        <w:t>Si responden bien las tres prioritarias y sobra tiempo</w:t>
+      </w:r>
+      <w:r>
+        <w:rPr>
+          <w:rFonts w:ascii="Calibri" w:hAnsi="Calibri"/>
+          <w:b w:val="0"/>
+          <w:color w:val="2B2B2B"/>
+          <w:sz w:val="22"/>
+        </w:rPr>
+        <w:t xml:space="preserve"> → preguntar por las corridas de alcance y visualizaciones que la presentación anuncia y el documento no registra (reserva 4), que es el hueco más limpio entre el documento y las diapositivas.</w:t>
       </w:r>
     </w:p>
     <w:p>
@@ -1886,7 +3099,7 @@
           <w:color w:val="007433"/>
           <w:sz w:val="32"/>
         </w:rPr>
-        <w:t>6. PREGUNTAS DESPUÉS — condicionales, para marcar en caliente</w:t>
+        <w:t>8. Umbrales de nota (escala 0,1–5,0, cuatro criterios del jurado: dominio · claridad · coherencia del documento · capacidad de defensa)</w:t>
       </w:r>
     </w:p>
     <w:p>
@@ -1900,7 +3113,7 @@
           <w:color w:val="2B2B2B"/>
           <w:sz w:val="22"/>
         </w:rPr>
-        <w:t>Si no ejecutan nada en vivo y solo muestran capturas</w:t>
+        <w:t>4,6–5,0 (excelente; solo aquí tiene sentido pensar en meritoria).</w:t>
       </w:r>
       <w:r>
         <w:rPr>
@@ -1909,7 +3122,7 @@
           <w:color w:val="2B2B2B"/>
           <w:sz w:val="22"/>
         </w:rPr>
-        <w:t xml:space="preserve"> → pedir que expliquen la nota de la Figura 5: por qué esa captura corresponde a una versión que normalizaba automáticamente una distribución mayor al 100 % y qué cambió después de la validación (pp. 48-49).</w:t>
+        <w:t xml:space="preserve"> Necesito ver dos cosas juntas: (a) que expliquen el compromiso entre valor esperado y dispersión y propongan un criterio de decisión que incorpore el riesgo, sin que yo se lo sugiera (p. 53); y (b) que reconozcan la estructura del óptimo —por qué la recomendación se va a la plataforma más barata— y qué tendría que cambiar en el modelo. Sumado a que el producto se vea funcionando y a que los cuatro integrantes hablen de su parte. La honestidad del documento (pp. 56-58, 71) ya juega a favor.</w:t>
       </w:r>
     </w:p>
     <w:p>
@@ -1923,7 +3136,7 @@
           <w:color w:val="2B2B2B"/>
           <w:sz w:val="22"/>
         </w:rPr>
-        <w:t>Si presentan los casos de María, Carlos o Andrea con cifras concretas</w:t>
+        <w:t>3,6–4,5 (buen desempeño; es donde este trabajo llega por defecto).</w:t>
       </w:r>
       <w:r>
         <w:rPr>
@@ -1932,7 +3145,7 @@
           <w:color w:val="2B2B2B"/>
           <w:sz w:val="22"/>
         </w:rPr>
-        <w:t xml:space="preserve"> → preguntar de dónde salen esos números, dado que los resultados del documento solo cubren el caso de $10.000.000 con 40/30/30 (pp. 52-55).</w:t>
+        <w:t xml:space="preserve"> Documento coherente, modelo formalizado, prototipo existente y limitaciones declaradas. Se queda en 4,0–4,4 si defienden el prototipo pero no logran explicar por qué el optimizador siempre elige TikTok, si no muestran el sistema corriendo, o si leen las diapositivas. Sube a 4,5 si contestan dos de las tres preguntas prioritarias con solvencia.</w:t>
       </w:r>
     </w:p>
     <w:p>
@@ -1946,7 +3159,7 @@
           <w:color w:val="2B2B2B"/>
           <w:sz w:val="22"/>
         </w:rPr>
-        <w:t>Si dicen «+51,28 % más clics con el mismo dinero» sin matizarlo</w:t>
+        <w:t>3,0–3,5 (aceptable).</w:t>
       </w:r>
       <w:r>
         <w:rPr>
@@ -1955,7 +3168,7 @@
           <w:color w:val="2B2B2B"/>
           <w:sz w:val="22"/>
         </w:rPr>
-        <w:t xml:space="preserve"> (diapositiva 13) → pedirles que expliquen su propia frase de la p. 53: «demuestran coherencia interna con la función objetivo, no superioridad empírica en campañas reales». Es una oportunidad, no una trampa: si la sostienen bien, sube.</w:t>
+        <w:t xml:space="preserve"> Si sostienen en sala el discurso de la diapositiva 17 —que la herramienta «supera los enfoques deterministas» y mejora el retorno— contradiciendo su propia conclusión 5 (p. 58), o si presentan el +51,28 % como evidencia de campañas reales. El documento vale más que esa defensa y sería una lástima.</w:t>
       </w:r>
     </w:p>
     <w:p>
@@ -1969,7 +3182,7 @@
           <w:color w:val="2B2B2B"/>
           <w:sz w:val="22"/>
         </w:rPr>
-        <w:t>Si afirman que validaron con agencias, clientes o usuarios</w:t>
+        <w:t>0,1–2,9 (insuficiente).</w:t>
       </w:r>
       <w:r>
         <w:rPr>
@@ -1978,13 +3191,10 @@
           <w:color w:val="2B2B2B"/>
           <w:sz w:val="22"/>
         </w:rPr>
-        <w:t xml:space="preserve"> → contrastar con el Anexo 7, que declara que no hubo pruebas ejecutadas por personas distintas a los desarrolladores (p. 71).</w:t>
+        <w:t xml:space="preserve"> Solo si no pueden explicar las fórmulas de su propia Tabla 7 (p. 45), o si atribuyen resultados a usuarios, clientes o campañas que el Anexo 7 declara inexistentes (p. 71).</w:t>
       </w:r>
     </w:p>
     <w:p>
-      <w:pPr>
-        <w:pStyle w:val="ListBullet"/>
-      </w:pPr>
       <w:r>
         <w:rPr>
           <w:rFonts w:ascii="Calibri" w:hAnsi="Calibri"/>
@@ -1992,7 +3202,7 @@
           <w:color w:val="2B2B2B"/>
           <w:sz w:val="22"/>
         </w:rPr>
-        <w:t>Si mencionan inteligencia artificial o aprendizaje automático como parte del simulador</w:t>
+        <w:t>Rango que hoy anticipo, antes de escuchar: 4,3–4,6</w:t>
       </w:r>
       <w:r>
         <w:rPr>
@@ -2001,99 +3211,7 @@
           <w:color w:val="2B2B2B"/>
           <w:sz w:val="22"/>
         </w:rPr>
-        <w:t xml:space="preserve"> → recordar que la limitación declarada dice que no incorpora modelos de machine learning ni IA (p. 20) y preguntar qué es exactamente lo que aprende el modelo.</w:t>
-      </w:r>
-    </w:p>
-    <w:p>
-      <w:pPr>
-        <w:pStyle w:val="ListBullet"/>
-      </w:pPr>
-      <w:r>
-        <w:rPr>
-          <w:rFonts w:ascii="Calibri" w:hAnsi="Calibri"/>
-          <w:b/>
-          <w:color w:val="2B2B2B"/>
-          <w:sz w:val="22"/>
-        </w:rPr>
-        <w:t>Si hablan de «reducir la incertidumbre» como logro alcanzado</w:t>
-      </w:r>
-      <w:r>
-        <w:rPr>
-          <w:rFonts w:ascii="Calibri" w:hAnsi="Calibri"/>
-          <w:b w:val="0"/>
-          <w:color w:val="2B2B2B"/>
-          <w:sz w:val="22"/>
-        </w:rPr>
-        <w:t xml:space="preserve"> → pedirles cómo medirían esa reducción, dado que su conclusión 5 dice que la variable no se definió ni se midió (p. 58).</w:t>
-      </w:r>
-    </w:p>
-    <w:p>
-      <w:pPr>
-        <w:pStyle w:val="ListBullet"/>
-      </w:pPr>
-      <w:r>
-        <w:rPr>
-          <w:rFonts w:ascii="Calibri" w:hAnsi="Calibri"/>
-          <w:b/>
-          <w:color w:val="2B2B2B"/>
-          <w:sz w:val="22"/>
-        </w:rPr>
-        <w:t>Si el tiempo se les va en el marco teórico y saltan los resultados</w:t>
-      </w:r>
-      <w:r>
-        <w:rPr>
-          <w:rFonts w:ascii="Calibri" w:hAnsi="Calibri"/>
-          <w:b w:val="0"/>
-          <w:color w:val="2B2B2B"/>
-          <w:sz w:val="22"/>
-        </w:rPr>
-        <w:t xml:space="preserve"> → ir directo a la Tabla 10 (p. 53): qué distribución recomendó el simulador y por qué.</w:t>
-      </w:r>
-    </w:p>
-    <w:p>
-      <w:pPr>
-        <w:pStyle w:val="ListBullet"/>
-      </w:pPr>
-      <w:r>
-        <w:rPr>
-          <w:rFonts w:ascii="Calibri" w:hAnsi="Calibri"/>
-          <w:b/>
-          <w:color w:val="2B2B2B"/>
-          <w:sz w:val="22"/>
-        </w:rPr>
-        <w:t>Si solo hablan uno o dos de los cuatro</w:t>
-      </w:r>
-      <w:r>
-        <w:rPr>
-          <w:rFonts w:ascii="Calibri" w:hAnsi="Calibri"/>
-          <w:b w:val="0"/>
-          <w:color w:val="2B2B2B"/>
-          <w:sz w:val="22"/>
-        </w:rPr>
-        <w:t xml:space="preserve"> → pedir explícitamente a otro integrante que explique la Tabla 7 (p. 45): qué representa el factor lognormal de la tarifa y por qué se eligió esa distribución. Es la vía legítima para verificar dominio individual.</w:t>
-      </w:r>
-    </w:p>
-    <w:p>
-      <w:pPr>
-        <w:pStyle w:val="ListBullet"/>
-      </w:pPr>
-      <w:r>
-        <w:rPr>
-          <w:rFonts w:ascii="Calibri" w:hAnsi="Calibri"/>
-          <w:b/>
-          <w:color w:val="2B2B2B"/>
-          <w:sz w:val="22"/>
-        </w:rPr>
-        <w:t>Si responden bien las tres prioritarias y sobra tiempo</w:t>
-      </w:r>
-      <w:r>
-        <w:rPr>
-          <w:rFonts w:ascii="Calibri" w:hAnsi="Calibri"/>
-          <w:b w:val="0"/>
-          <w:color w:val="2B2B2B"/>
-          <w:sz w:val="22"/>
-        </w:rPr>
-        <w:t xml:space="preserve"> → preguntar por la eficiencia presupuestal no reportada (reserva 1), que es el hueco más limpio del documento.</w:t>
+        <w:t xml:space="preserve"> (no es una nota sugerida: la nota la pongo yo en sala contra estos umbrales). Es un trabajo por encima del promedio en formalización y honestidad, con dos huecos conceptuales reales (criterio de riesgo y estructura del óptimo) y defectos de forma que no son de fondo. Recordar que mi voto es una cuarta parte compartida con el Jurado 1: no apruebo ni repruebo, valido.</w:t>
       </w:r>
     </w:p>
     <w:p>
@@ -2107,119 +3225,865 @@
           <w:color w:val="007433"/>
           <w:sz w:val="32"/>
         </w:rPr>
-        <w:t>7. Umbrales de nota (escala 0,1–5,0, cuatro criterios del jurado: dominio · claridad · coherencia del documento · capacidad de defensa)</w:t>
+        <w:t>8.1 Formulario oficial del jurado — 5 criterios en escala 1–5</w:t>
       </w:r>
     </w:p>
     <w:p>
       <w:pPr>
-        <w:pStyle w:val="ListBullet"/>
+        <w:ind w:left="432"/>
+        <w:shd w:val="clear" w:fill="E8F5EC"/>
       </w:pPr>
       <w:r>
         <w:rPr>
           <w:rFonts w:ascii="Calibri" w:hAnsi="Calibri"/>
           <w:b/>
-          <w:color w:val="2B2B2B"/>
-          <w:sz w:val="22"/>
-        </w:rPr>
-        <w:t>4,6–5,0 (excelente; solo aquí tiene sentido pensar en meritoria).</w:t>
+          <w:i/>
+          <w:color w:val="2B2B2B"/>
+          <w:sz w:val="21"/>
+        </w:rPr>
+        <w:t>Instrumento distinto de los cuatro criterios de arriba.</w:t>
       </w:r>
       <w:r>
         <w:rPr>
           <w:rFonts w:ascii="Calibri" w:hAnsi="Calibri"/>
           <w:b w:val="0"/>
-          <w:color w:val="2B2B2B"/>
-          <w:sz w:val="22"/>
-        </w:rPr>
-        <w:t xml:space="preserve"> Necesito ver dos cosas juntas: (a) que expliquen el compromiso entre valor esperado y dispersión y propongan un criterio de decisión que incorpore el riesgo, sin que yo se lo sugiera (p. 53); y (b) que reconozcan la estructura del óptimo —por qué la recomendación se va a la plataforma más barata— y qué tendría que cambiar en el modelo. Sumado a que el producto se vea funcionando y a que los cuatro integrantes hablen de su parte. La honestidad del documento (pp. 56-58, 71) ya juega a favor.</w:t>
+          <w:i/>
+          <w:color w:val="2B2B2B"/>
+          <w:sz w:val="21"/>
+        </w:rPr>
+        <w:t xml:space="preserve"> Son las cinco preguntas del formulario que la Dirección le pide al jurado, cada una con opciones </w:t>
+      </w:r>
+      <w:r>
+        <w:rPr>
+          <w:rFonts w:ascii="Calibri" w:hAnsi="Calibri"/>
+          <w:b/>
+          <w:i/>
+          <w:color w:val="2B2B2B"/>
+          <w:sz w:val="21"/>
+        </w:rPr>
+        <w:t>1 2 3 4 5</w:t>
+      </w:r>
+      <w:r>
+        <w:rPr>
+          <w:rFonts w:ascii="Calibri" w:hAnsi="Calibri"/>
+          <w:b w:val="0"/>
+          <w:i/>
+          <w:color w:val="2B2B2B"/>
+          <w:sz w:val="21"/>
+        </w:rPr>
+        <w:t xml:space="preserve">. </w:t>
+      </w:r>
+      <w:r>
+        <w:rPr>
+          <w:rFonts w:ascii="Calibri" w:hAnsi="Calibri"/>
+          <w:b/>
+          <w:i/>
+          <w:color w:val="2B2B2B"/>
+          <w:sz w:val="21"/>
+        </w:rPr>
+        <w:t>Ninguna califica la sustentación oral:</w:t>
+      </w:r>
+      <w:r>
+        <w:rPr>
+          <w:rFonts w:ascii="Calibri" w:hAnsi="Calibri"/>
+          <w:b w:val="0"/>
+          <w:i/>
+          <w:color w:val="2B2B2B"/>
+          <w:sz w:val="21"/>
+        </w:rPr>
+        <w:t xml:space="preserve"> las cinco se responden con el documento, así que van precargadas con la página que las sostiene y en sala solo se confirman.</w:t>
       </w:r>
     </w:p>
     <w:p>
       <w:pPr>
-        <w:pStyle w:val="ListBullet"/>
+        <w:ind w:left="432"/>
+        <w:shd w:val="clear" w:fill="E8F5EC"/>
       </w:pPr>
-      <w:r>
-        <w:rPr>
-          <w:rFonts w:ascii="Calibri" w:hAnsi="Calibri"/>
-          <w:b/>
-          <w:color w:val="2B2B2B"/>
-          <w:sz w:val="22"/>
-        </w:rPr>
-        <w:t>3,6–4,5 (buen desempeño; es donde este trabajo llega por defecto).</w:t>
-      </w:r>
-      <w:r>
-        <w:rPr>
-          <w:rFonts w:ascii="Calibri" w:hAnsi="Calibri"/>
-          <w:b w:val="0"/>
-          <w:color w:val="2B2B2B"/>
-          <w:sz w:val="22"/>
-        </w:rPr>
-        <w:t xml:space="preserve"> Documento coherente, modelo formalizado, prototipo existente y limitaciones declaradas. Se queda en 4,0–4,4 si defienden el prototipo pero no logran explicar por qué el optimizador siempre elige TikTok, si no muestran el sistema corriendo, o si leen las diapositivas. Sube a 4,5 si contestan dos de las tres preguntas prioritarias con solvencia.</w:t>
-      </w:r>
     </w:p>
     <w:p>
       <w:pPr>
-        <w:pStyle w:val="ListBullet"/>
+        <w:ind w:left="432"/>
+        <w:shd w:val="clear" w:fill="E8F5EC"/>
       </w:pPr>
       <w:r>
         <w:rPr>
           <w:rFonts w:ascii="Calibri" w:hAnsi="Calibri"/>
+          <w:b w:val="0"/>
+          <w:i/>
+          <w:color w:val="2B2B2B"/>
+          <w:sz w:val="21"/>
+        </w:rPr>
+        <w:t xml:space="preserve">Lectura de la escala, fijada de antemano: </w:t>
+      </w:r>
+      <w:r>
+        <w:rPr>
+          <w:rFonts w:ascii="Calibri" w:hAnsi="Calibri"/>
           <w:b/>
-          <w:color w:val="2B2B2B"/>
-          <w:sz w:val="22"/>
-        </w:rPr>
-        <w:t>3,0–3,5 (aceptable).</w:t>
+          <w:i/>
+          <w:color w:val="2B2B2B"/>
+          <w:sz w:val="21"/>
+        </w:rPr>
+        <w:t>5</w:t>
       </w:r>
       <w:r>
         <w:rPr>
           <w:rFonts w:ascii="Calibri" w:hAnsi="Calibri"/>
           <w:b w:val="0"/>
-          <w:color w:val="2B2B2B"/>
-          <w:sz w:val="22"/>
-        </w:rPr>
-        <w:t xml:space="preserve"> Si sostienen en sala el discurso de la diapositiva 17 —que la herramienta «supera los enfoques deterministas» y mejora el retorno— contradiciendo su propia conclusión 5 (p. 58), o si presentan el +51,28 % como evidencia de campañas reales. El documento vale más que esa defensa y sería una lástima.</w:t>
+          <w:i/>
+          <w:color w:val="2B2B2B"/>
+          <w:sz w:val="21"/>
+        </w:rPr>
+        <w:t xml:space="preserve"> sobresaliente, sin reparos de fondo · </w:t>
+      </w:r>
+      <w:r>
+        <w:rPr>
+          <w:rFonts w:ascii="Calibri" w:hAnsi="Calibri"/>
+          <w:b/>
+          <w:i/>
+          <w:color w:val="2B2B2B"/>
+          <w:sz w:val="21"/>
+        </w:rPr>
+        <w:t>4</w:t>
+      </w:r>
+      <w:r>
+        <w:rPr>
+          <w:rFonts w:ascii="Calibri" w:hAnsi="Calibri"/>
+          <w:b w:val="0"/>
+          <w:i/>
+          <w:color w:val="2B2B2B"/>
+          <w:sz w:val="21"/>
+        </w:rPr>
+        <w:t xml:space="preserve"> sólido, con reparos menores y declarados · </w:t>
+      </w:r>
+      <w:r>
+        <w:rPr>
+          <w:rFonts w:ascii="Calibri" w:hAnsi="Calibri"/>
+          <w:b/>
+          <w:i/>
+          <w:color w:val="2B2B2B"/>
+          <w:sz w:val="21"/>
+        </w:rPr>
+        <w:t>3</w:t>
+      </w:r>
+      <w:r>
+        <w:rPr>
+          <w:rFonts w:ascii="Calibri" w:hAnsi="Calibri"/>
+          <w:b w:val="0"/>
+          <w:i/>
+          <w:color w:val="2B2B2B"/>
+          <w:sz w:val="21"/>
+        </w:rPr>
+        <w:t xml:space="preserve"> aceptable, con un reparo de fondo que el documento no resuelve · </w:t>
+      </w:r>
+      <w:r>
+        <w:rPr>
+          <w:rFonts w:ascii="Calibri" w:hAnsi="Calibri"/>
+          <w:b/>
+          <w:i/>
+          <w:color w:val="2B2B2B"/>
+          <w:sz w:val="21"/>
+        </w:rPr>
+        <w:t>2</w:t>
+      </w:r>
+      <w:r>
+        <w:rPr>
+          <w:rFonts w:ascii="Calibri" w:hAnsi="Calibri"/>
+          <w:b w:val="0"/>
+          <w:i/>
+          <w:color w:val="2B2B2B"/>
+          <w:sz w:val="21"/>
+        </w:rPr>
+        <w:t xml:space="preserve"> deficiente: hay material, pero se contradice o no sostiene lo que afirma · </w:t>
+      </w:r>
+      <w:r>
+        <w:rPr>
+          <w:rFonts w:ascii="Calibri" w:hAnsi="Calibri"/>
+          <w:b/>
+          <w:i/>
+          <w:color w:val="2B2B2B"/>
+          <w:sz w:val="21"/>
+        </w:rPr>
+        <w:t>1</w:t>
+      </w:r>
+      <w:r>
+        <w:rPr>
+          <w:rFonts w:ascii="Calibri" w:hAnsi="Calibri"/>
+          <w:b w:val="0"/>
+          <w:i/>
+          <w:color w:val="2B2B2B"/>
+          <w:sz w:val="21"/>
+        </w:rPr>
+        <w:t xml:space="preserve"> sin base verificable en el documento.</w:t>
       </w:r>
     </w:p>
     <w:p>
       <w:pPr>
-        <w:pStyle w:val="ListBullet"/>
+        <w:ind w:left="432"/>
+        <w:shd w:val="clear" w:fill="E8F5EC"/>
       </w:pPr>
-      <w:r>
-        <w:rPr>
-          <w:rFonts w:ascii="Calibri" w:hAnsi="Calibri"/>
-          <w:b/>
-          <w:color w:val="2B2B2B"/>
-          <w:sz w:val="22"/>
-        </w:rPr>
-        <w:t>0,1–2,9 (insuficiente).</w:t>
-      </w:r>
-      <w:r>
-        <w:rPr>
-          <w:rFonts w:ascii="Calibri" w:hAnsi="Calibri"/>
-          <w:b w:val="0"/>
-          <w:color w:val="2B2B2B"/>
-          <w:sz w:val="22"/>
-        </w:rPr>
-        <w:t xml:space="preserve"> Solo si no pueden explicar las fórmulas de su propia Tabla 7 (p. 45), o si atribuyen resultados a usuarios, clientes o campañas que el Anexo 7 declara inexistentes (p. 71).</w:t>
-      </w:r>
     </w:p>
     <w:p>
+      <w:pPr>
+        <w:ind w:left="432"/>
+        <w:shd w:val="clear" w:fill="E8F5EC"/>
+      </w:pPr>
+      <w:r>
+        <w:rPr>
+          <w:rFonts w:ascii="Calibri" w:hAnsi="Calibri"/>
+          <w:b w:val="0"/>
+          <w:i/>
+          <w:color w:val="2B2B2B"/>
+          <w:sz w:val="21"/>
+        </w:rPr>
+        <w:t xml:space="preserve">⚠️ </w:t>
+      </w:r>
       <w:r>
         <w:rPr>
           <w:rFonts w:ascii="Calibri" w:hAnsi="Calibri"/>
           <w:b/>
-          <w:color w:val="2B2B2B"/>
-          <w:sz w:val="22"/>
-        </w:rPr>
-        <w:t>Rango que hoy anticipo, antes de escuchar: 4,3–4,6</w:t>
+          <w:i/>
+          <w:color w:val="2B2B2B"/>
+          <w:sz w:val="21"/>
+        </w:rPr>
+        <w:t>Este 1–5 no es la nota del acta.</w:t>
       </w:r>
       <w:r>
         <w:rPr>
           <w:rFonts w:ascii="Calibri" w:hAnsi="Calibri"/>
           <w:b w:val="0"/>
-          <w:color w:val="2B2B2B"/>
-          <w:sz w:val="22"/>
-        </w:rPr>
-        <w:t xml:space="preserve"> (no es una nota sugerida: la nota la pongo yo en sala contra estos umbrales). Es un trabajo por encima del promedio en formalización y honestidad, con dos huecos conceptuales reales (criterio de riesgo y estructura del óptimo) y defectos de forma que no son de fondo. Recordar que mi voto es una cuarta parte compartida con el Jurado 1: no apruebo ni repruebo, valido.</w:t>
+          <w:i/>
+          <w:color w:val="2B2B2B"/>
+          <w:sz w:val="21"/>
+        </w:rPr>
+        <w:t xml:space="preserve"> La nota que se reporta sale de los cuatro criterios y de los umbrales de esta §8. La casilla del formulario la marca el jurado humano; esto es una propuesta con página.</w:t>
+      </w:r>
+    </w:p>
+    <w:p>
+      <w:r>
+        <w:rPr>
+          <w:rFonts w:ascii="Calibri" w:hAnsi="Calibri"/>
+          <w:b/>
+          <w:color w:val="2B2B2B"/>
+          <w:sz w:val="22"/>
+        </w:rPr>
+        <w:t>1. Planteamiento de la problemática y formulación de objetivos</w:t>
+      </w:r>
+      <w:r>
+        <w:rPr>
+          <w:rFonts w:ascii="Calibri" w:hAnsi="Calibri"/>
+          <w:b w:val="0"/>
+          <w:color w:val="2B2B2B"/>
+          <w:sz w:val="22"/>
+        </w:rPr>
+        <w:t xml:space="preserve"> — propuesto </w:t>
+      </w:r>
+      <w:r>
+        <w:rPr>
+          <w:rFonts w:ascii="Calibri" w:hAnsi="Calibri"/>
+          <w:b/>
+          <w:color w:val="2B2B2B"/>
+          <w:sz w:val="22"/>
+        </w:rPr>
+        <w:t>4</w:t>
+      </w:r>
+      <w:r>
+        <w:rPr>
+          <w:rFonts w:ascii="Calibri" w:hAnsi="Calibri"/>
+          <w:b w:val="0"/>
+          <w:color w:val="2B2B2B"/>
+          <w:sz w:val="22"/>
+        </w:rPr>
+        <w:t xml:space="preserve"> / 5</w:t>
+      </w:r>
+    </w:p>
+    <w:p>
+      <w:pPr>
+        <w:ind w:left="432"/>
+        <w:shd w:val="clear" w:fill="E8F5EC"/>
+      </w:pPr>
+      <w:r>
+        <w:rPr>
+          <w:rFonts w:ascii="Calibri" w:hAnsi="Calibri"/>
+          <w:b w:val="0"/>
+          <w:i/>
+          <w:color w:val="2B2B2B"/>
+          <w:sz w:val="21"/>
+        </w:rPr>
+        <w:t>Claridad, pertinencia y delimitación del problema de investigación, así como la coherencia y precisión de los objetivos propuestos, verificando su alineación con el propósito del estudio y su viabilidad investigativa.</w:t>
+      </w:r>
+    </w:p>
+    <w:p>
+      <w:r>
+        <w:rPr>
+          <w:rFonts w:ascii="Calibri" w:hAnsi="Calibri"/>
+          <w:b w:val="0"/>
+          <w:color w:val="2B2B2B"/>
+          <w:sz w:val="22"/>
+        </w:rPr>
+        <w:t xml:space="preserve">Título, pregunta (p. 15) y objetivo general (p. 16) dicen lo mismo y el verbo techo es </w:t>
+      </w:r>
+      <w:r>
+        <w:rPr>
+          <w:rFonts w:ascii="Calibri" w:hAnsi="Calibri"/>
+          <w:b/>
+          <w:color w:val="2B2B2B"/>
+          <w:sz w:val="22"/>
+        </w:rPr>
+        <w:t>«diseñar»</w:t>
+      </w:r>
+      <w:r>
+        <w:rPr>
+          <w:rFonts w:ascii="Calibri" w:hAnsi="Calibri"/>
+          <w:b w:val="0"/>
+          <w:color w:val="2B2B2B"/>
+          <w:sz w:val="22"/>
+        </w:rPr>
+        <w:t xml:space="preserve">: el trabajo no infla el alcance, lo supera —diseñó, desarrolló y evaluó internamente—. El problema parte de un diagnóstico sectorial con fuentes actuales (p. 14). No llega a 5 porque el objetivo 4 nombra la </w:t>
+      </w:r>
+      <w:r>
+        <w:rPr>
+          <w:rFonts w:ascii="Calibri" w:hAnsi="Calibri"/>
+          <w:b/>
+          <w:color w:val="2B2B2B"/>
+          <w:sz w:val="22"/>
+        </w:rPr>
+        <w:t>eficiencia presupuestal</w:t>
+      </w:r>
+      <w:r>
+        <w:rPr>
+          <w:rFonts w:ascii="Calibri" w:hAnsi="Calibri"/>
+          <w:b w:val="0"/>
+          <w:color w:val="2B2B2B"/>
+          <w:sz w:val="22"/>
+        </w:rPr>
+        <w:t xml:space="preserve"> como indicador a analizar y ese indicador no aparece con valor en ninguna tabla de resultados (pp. 16, 19, 41, 45 frente a pp. 52-54).</w:t>
+      </w:r>
+    </w:p>
+    <w:p>
+      <w:r>
+        <w:rPr>
+          <w:rFonts w:ascii="Calibri" w:hAnsi="Calibri"/>
+          <w:b/>
+          <w:color w:val="2B2B2B"/>
+          <w:sz w:val="22"/>
+        </w:rPr>
+        <w:t>2. Marco teórico y referentes conceptuales</w:t>
+      </w:r>
+      <w:r>
+        <w:rPr>
+          <w:rFonts w:ascii="Calibri" w:hAnsi="Calibri"/>
+          <w:b w:val="0"/>
+          <w:color w:val="2B2B2B"/>
+          <w:sz w:val="22"/>
+        </w:rPr>
+        <w:t xml:space="preserve"> — propuesto </w:t>
+      </w:r>
+      <w:r>
+        <w:rPr>
+          <w:rFonts w:ascii="Calibri" w:hAnsi="Calibri"/>
+          <w:b/>
+          <w:color w:val="2B2B2B"/>
+          <w:sz w:val="22"/>
+        </w:rPr>
+        <w:t>3</w:t>
+      </w:r>
+      <w:r>
+        <w:rPr>
+          <w:rFonts w:ascii="Calibri" w:hAnsi="Calibri"/>
+          <w:b w:val="0"/>
+          <w:color w:val="2B2B2B"/>
+          <w:sz w:val="22"/>
+        </w:rPr>
+        <w:t xml:space="preserve"> / 5</w:t>
+      </w:r>
+    </w:p>
+    <w:p>
+      <w:pPr>
+        <w:ind w:left="432"/>
+        <w:shd w:val="clear" w:fill="E8F5EC"/>
+      </w:pPr>
+      <w:r>
+        <w:rPr>
+          <w:rFonts w:ascii="Calibri" w:hAnsi="Calibri"/>
+          <w:b w:val="0"/>
+          <w:i/>
+          <w:color w:val="2B2B2B"/>
+          <w:sz w:val="21"/>
+        </w:rPr>
+        <w:t>Solidez del sustento teórico del proyecto, la pertinencia y actualidad de las fuentes consultadas, y la capacidad de articular conceptos, enfoques y antecedentes que fundamenten adecuadamente la investigación.</w:t>
+      </w:r>
+    </w:p>
+    <w:p>
+      <w:r>
+        <w:rPr>
+          <w:rFonts w:ascii="Calibri" w:hAnsi="Calibri"/>
+          <w:b w:val="0"/>
+          <w:color w:val="2B2B2B"/>
+          <w:sz w:val="22"/>
+        </w:rPr>
+        <w:t xml:space="preserve">Tiene las fuentes más actuales del cohorte —Gartner 2022, IAB &amp; PwC 2024, WARC 2024 (p. 14)— y eso cuenta, igual que el marco referencial sí construido: racionalidad limitada de Simon (1997, p. 23), teoría de la decisión de Clemen &amp; Reilly (2014, citada en pp. 11, 14, 17, 19, 21, 23 y 25) y simulación organizacional de Banks et al. (2015, pp. 22-24), los tres además proyectados en la diapositiva 6. Lo que lo deja en 3 es que </w:t>
+      </w:r>
+      <w:r>
+        <w:rPr>
+          <w:rFonts w:ascii="Calibri" w:hAnsi="Calibri"/>
+          <w:b/>
+          <w:color w:val="2B2B2B"/>
+          <w:sz w:val="22"/>
+        </w:rPr>
+        <w:t>esa teoría de la decisión no se usa para elegir criterio</w:t>
+      </w:r>
+      <w:r>
+        <w:rPr>
+          <w:rFonts w:ascii="Calibri" w:hAnsi="Calibri"/>
+          <w:b w:val="0"/>
+          <w:color w:val="2B2B2B"/>
+          <w:sz w:val="22"/>
+        </w:rPr>
+        <w:t>: en las 71 páginas no aparece ni una fuente de decisión bajo riesgo aplicada —media-varianza, VaR/CVaR, optimización robusta— ni las palabras «aversión al riesgo», «varianza» o «portafolio» (buscadas: cero resultados). De ahí sale el hueco conceptual del criterio 4: optimizar el promedio en un trabajo cuyo tema es la incertidumbre.</w:t>
+      </w:r>
+    </w:p>
+    <w:p>
+      <w:r>
+        <w:rPr>
+          <w:rFonts w:ascii="Calibri" w:hAnsi="Calibri"/>
+          <w:b/>
+          <w:color w:val="2B2B2B"/>
+          <w:sz w:val="22"/>
+        </w:rPr>
+        <w:t>3. Metodología, muestra y coherencia del diseño</w:t>
+      </w:r>
+      <w:r>
+        <w:rPr>
+          <w:rFonts w:ascii="Calibri" w:hAnsi="Calibri"/>
+          <w:b w:val="0"/>
+          <w:color w:val="2B2B2B"/>
+          <w:sz w:val="22"/>
+        </w:rPr>
+        <w:t xml:space="preserve"> — propuesto </w:t>
+      </w:r>
+      <w:r>
+        <w:rPr>
+          <w:rFonts w:ascii="Calibri" w:hAnsi="Calibri"/>
+          <w:b/>
+          <w:color w:val="2B2B2B"/>
+          <w:sz w:val="22"/>
+        </w:rPr>
+        <w:t>4</w:t>
+      </w:r>
+      <w:r>
+        <w:rPr>
+          <w:rFonts w:ascii="Calibri" w:hAnsi="Calibri"/>
+          <w:b w:val="0"/>
+          <w:color w:val="2B2B2B"/>
+          <w:sz w:val="22"/>
+        </w:rPr>
+        <w:t xml:space="preserve"> / 5</w:t>
+      </w:r>
+    </w:p>
+    <w:p>
+      <w:pPr>
+        <w:ind w:left="432"/>
+        <w:shd w:val="clear" w:fill="E8F5EC"/>
+      </w:pPr>
+      <w:r>
+        <w:rPr>
+          <w:rFonts w:ascii="Calibri" w:hAnsi="Calibri"/>
+          <w:b w:val="0"/>
+          <w:i/>
+          <w:color w:val="2B2B2B"/>
+          <w:sz w:val="21"/>
+        </w:rPr>
+        <w:t>Correspondencia entre el enfoque metodológico, el tipo de estudio, las técnicas e instrumentos de recolección de información y la definición de la muestra, garantizando la coherencia interna del diseño investigativo.</w:t>
+      </w:r>
+    </w:p>
+    <w:p>
+      <w:r>
+        <w:rPr>
+          <w:rFonts w:ascii="Calibri" w:hAnsi="Calibri"/>
+          <w:b w:val="0"/>
+          <w:color w:val="2B2B2B"/>
+          <w:sz w:val="22"/>
+        </w:rPr>
+        <w:t xml:space="preserve">Es la formalización más sólida de la jornada: </w:t>
+      </w:r>
+      <w:r>
+        <w:rPr>
+          <w:rFonts w:ascii="Calibri" w:hAnsi="Calibri"/>
+          <w:b/>
+          <w:color w:val="2B2B2B"/>
+          <w:sz w:val="22"/>
+        </w:rPr>
+        <w:t>12 ecuaciones con distribuciones, función objetivo y restricciones</w:t>
+      </w:r>
+      <w:r>
+        <w:rPr>
+          <w:rFonts w:ascii="Calibri" w:hAnsi="Calibri"/>
+          <w:b w:val="0"/>
+          <w:color w:val="2B2B2B"/>
+          <w:sz w:val="22"/>
+        </w:rPr>
+        <w:t xml:space="preserve"> (Tabla 7, p. 45), diccionario de datos con tipo, unidad, rango, fuente y regla de validación por variable (pp. 40-42), reglas de calidad de datos con su prueba correspondiente (pp. 43-44, 51-52), </w:t>
+      </w:r>
+      <w:r>
+        <w:rPr>
+          <w:rFonts w:ascii="Calibri" w:hAnsi="Calibri"/>
+          <w:b/>
+          <w:color w:val="2B2B2B"/>
+          <w:sz w:val="22"/>
+        </w:rPr>
+        <w:t>reproducibilidad tratada como requisito</w:t>
+      </w:r>
+      <w:r>
+        <w:rPr>
+          <w:rFonts w:ascii="Calibri" w:hAnsi="Calibri"/>
+          <w:b w:val="0"/>
+          <w:color w:val="2B2B2B"/>
+          <w:sz w:val="22"/>
+        </w:rPr>
+        <w:t xml:space="preserve"> con semilla fija SEED = 42 (p. 44) y parámetros de cómputo justificados con pruebas de convergencia y de cobertura, no elegidos a dedo (Tablas 12-13, p. 55). La encuesta (50 aplicadas, 45 válidas, conveniencia, p. 32) está transcrita (Anexo 4, p. 65) y </w:t>
+      </w:r>
+      <w:r>
+        <w:rPr>
+          <w:rFonts w:ascii="Calibri" w:hAnsi="Calibri"/>
+          <w:b/>
+          <w:color w:val="2B2B2B"/>
+          <w:sz w:val="22"/>
+        </w:rPr>
+        <w:t>amarrada a decisiones de diseño en una tabla de trazabilidad</w:t>
+      </w:r>
+      <w:r>
+        <w:rPr>
+          <w:rFonts w:ascii="Calibri" w:hAnsi="Calibri"/>
+          <w:b w:val="0"/>
+          <w:color w:val="2B2B2B"/>
+          <w:sz w:val="22"/>
+        </w:rPr>
+        <w:t xml:space="preserve"> (Tabla 6, p. 44). No llega a 5 porque tarifas, CTR y audiencias son «supuestos académicos de referencia» (nota, p. 45) y la agregación del alcance entre plataformas —con 88,77 % en una sola— no se declara.</w:t>
+      </w:r>
+    </w:p>
+    <w:p>
+      <w:r>
+        <w:rPr>
+          <w:rFonts w:ascii="Calibri" w:hAnsi="Calibri"/>
+          <w:b/>
+          <w:color w:val="2B2B2B"/>
+          <w:sz w:val="22"/>
+        </w:rPr>
+        <w:t>4. Resultados y conclusiones</w:t>
+      </w:r>
+      <w:r>
+        <w:rPr>
+          <w:rFonts w:ascii="Calibri" w:hAnsi="Calibri"/>
+          <w:b w:val="0"/>
+          <w:color w:val="2B2B2B"/>
+          <w:sz w:val="22"/>
+        </w:rPr>
+        <w:t xml:space="preserve"> — propuesto </w:t>
+      </w:r>
+      <w:r>
+        <w:rPr>
+          <w:rFonts w:ascii="Calibri" w:hAnsi="Calibri"/>
+          <w:b/>
+          <w:color w:val="2B2B2B"/>
+          <w:sz w:val="22"/>
+        </w:rPr>
+        <w:t>4</w:t>
+      </w:r>
+      <w:r>
+        <w:rPr>
+          <w:rFonts w:ascii="Calibri" w:hAnsi="Calibri"/>
+          <w:b w:val="0"/>
+          <w:color w:val="2B2B2B"/>
+          <w:sz w:val="22"/>
+        </w:rPr>
+        <w:t xml:space="preserve"> / 5</w:t>
+      </w:r>
+    </w:p>
+    <w:p>
+      <w:pPr>
+        <w:ind w:left="432"/>
+        <w:shd w:val="clear" w:fill="E8F5EC"/>
+      </w:pPr>
+      <w:r>
+        <w:rPr>
+          <w:rFonts w:ascii="Calibri" w:hAnsi="Calibri"/>
+          <w:b w:val="0"/>
+          <w:i/>
+          <w:color w:val="2B2B2B"/>
+          <w:sz w:val="21"/>
+        </w:rPr>
+        <w:t>Calidad en la presentación, interpretación y análisis de los resultados obtenidos, así como la consistencia y pertinencia de las conclusiones en relación con los objetivos, la problemática y el marco teórico del estudio.</w:t>
+      </w:r>
+    </w:p>
+    <w:p>
+      <w:r>
+        <w:rPr>
+          <w:rFonts w:ascii="Calibri" w:hAnsi="Calibri"/>
+          <w:b w:val="0"/>
+          <w:color w:val="2B2B2B"/>
+          <w:sz w:val="22"/>
+        </w:rPr>
+        <w:t xml:space="preserve">Batería de 10 pruebas funcionales con evidencia numérica y mensajes de error (Tabla 8, pp. 51-52), tres escenarios (Tabla 9), comparación 40/30/30 frente al recomendado con +51,28 % (Tabla 10, p. 53), sensibilidad univariada y convergencia Monte Carlo. Y una </w:t>
+      </w:r>
+      <w:r>
+        <w:rPr>
+          <w:rFonts w:ascii="Calibri" w:hAnsi="Calibri"/>
+          <w:b/>
+          <w:color w:val="2B2B2B"/>
+          <w:sz w:val="22"/>
+        </w:rPr>
+        <w:t>honestidad epistémica que hay que reconocer en sala</w:t>
+      </w:r>
+      <w:r>
+        <w:rPr>
+          <w:rFonts w:ascii="Calibri" w:hAnsi="Calibri"/>
+          <w:b w:val="0"/>
+          <w:color w:val="2B2B2B"/>
+          <w:sz w:val="22"/>
+        </w:rPr>
+        <w:t xml:space="preserve">: la discusión declara que la validación es interna y no prueba superioridad en campañas reales (pp. 56-57), la conclusión 5 admite que la «reducción de incertidumbre» nunca se definió ni se midió (p. 58) y el Anexo 7 deja la matriz en blanco antes que atribuir resultados a usuarios que no probaron la herramienta (p. 71). Lo que impide el 5: la eficiencia presupuestal prometida no se reporta, y </w:t>
+      </w:r>
+      <w:r>
+        <w:rPr>
+          <w:rFonts w:ascii="Calibri" w:hAnsi="Calibri"/>
+          <w:b/>
+          <w:color w:val="2B2B2B"/>
+          <w:sz w:val="22"/>
+        </w:rPr>
+        <w:t>la diapositiva 17 afirma lo contrario de la conclusión 5 y de su propia diapositiva 5</w:t>
+      </w:r>
+      <w:r>
+        <w:rPr>
+          <w:rFonts w:ascii="Calibri" w:hAnsi="Calibri"/>
+          <w:b w:val="0"/>
+          <w:color w:val="2B2B2B"/>
+          <w:sz w:val="22"/>
+        </w:rPr>
+        <w:t xml:space="preserve"> —«supera los enfoques deterministas», «optimiza el retorno proyectado»—, con tres casos (12, 8 y 15 millones) que no existen en el documento y que las diapositivas 14-16 dejan sin resultado. La diapositiva 13 sí cierra hablando de «capacidad matemática del modelo», que es la mitad correcta del matiz.</w:t>
+      </w:r>
+    </w:p>
+    <w:p>
+      <w:r>
+        <w:rPr>
+          <w:rFonts w:ascii="Calibri" w:hAnsi="Calibri"/>
+          <w:b/>
+          <w:color w:val="2B2B2B"/>
+          <w:sz w:val="22"/>
+        </w:rPr>
+        <w:t>5. Pertinencia disciplinar y articulación con la especialización</w:t>
+      </w:r>
+      <w:r>
+        <w:rPr>
+          <w:rFonts w:ascii="Calibri" w:hAnsi="Calibri"/>
+          <w:b w:val="0"/>
+          <w:color w:val="2B2B2B"/>
+          <w:sz w:val="22"/>
+        </w:rPr>
+        <w:t xml:space="preserve"> — propuesto </w:t>
+      </w:r>
+      <w:r>
+        <w:rPr>
+          <w:rFonts w:ascii="Calibri" w:hAnsi="Calibri"/>
+          <w:b/>
+          <w:color w:val="2B2B2B"/>
+          <w:sz w:val="22"/>
+        </w:rPr>
+        <w:t>4</w:t>
+      </w:r>
+      <w:r>
+        <w:rPr>
+          <w:rFonts w:ascii="Calibri" w:hAnsi="Calibri"/>
+          <w:b w:val="0"/>
+          <w:color w:val="2B2B2B"/>
+          <w:sz w:val="22"/>
+        </w:rPr>
+        <w:t xml:space="preserve"> / 5</w:t>
+      </w:r>
+    </w:p>
+    <w:p>
+      <w:pPr>
+        <w:ind w:left="432"/>
+        <w:shd w:val="clear" w:fill="E8F5EC"/>
+      </w:pPr>
+      <w:r>
+        <w:rPr>
+          <w:rFonts w:ascii="Calibri" w:hAnsi="Calibri"/>
+          <w:b w:val="0"/>
+          <w:i/>
+          <w:color w:val="2B2B2B"/>
+          <w:sz w:val="21"/>
+        </w:rPr>
+        <w:t>Grado de alineación del proyecto con el campo disciplinar y los énfasis de la especialización cursada, así como su aporte potencial al desarrollo académico, profesional o investigativo del área.</w:t>
+      </w:r>
+    </w:p>
+    <w:p>
+      <w:r>
+        <w:rPr>
+          <w:rFonts w:ascii="Calibri" w:hAnsi="Calibri"/>
+          <w:b w:val="0"/>
+          <w:color w:val="2B2B2B"/>
+          <w:sz w:val="22"/>
+        </w:rPr>
+        <w:t>Simulación Monte Carlo para asignar presupuesto de pauta en Meta, TikTok y YouTube, con prototipo ejecutable en Colab: encaja en «Mejoramiento de procesos organizacionales» y el aporte metodológico es transferible. No llega a 5 porque el notebook que la p. 70 dice entregar no está en la carpeta compartida con los jurados y el criterio de decisión no incorpora riesgo.</w:t>
+      </w:r>
+    </w:p>
+    <w:p>
+      <w:r>
+        <w:rPr>
+          <w:rFonts w:ascii="Calibri" w:hAnsi="Calibri"/>
+          <w:b/>
+          <w:color w:val="2B2B2B"/>
+          <w:sz w:val="22"/>
+        </w:rPr>
+        <w:t>Suma propuesta: 19 / 25.</w:t>
+      </w:r>
+    </w:p>
+    <w:p>
+      <w:r>
+        <w:rPr>
+          <w:rFonts w:ascii="Calibri" w:hAnsi="Calibri"/>
+          <w:b/>
+          <w:color w:val="2B2B2B"/>
+          <w:sz w:val="22"/>
+        </w:rPr>
+        <w:t>Qué subiría una casilla en sala:</w:t>
+      </w:r>
+      <w:r>
+        <w:rPr>
+          <w:rFonts w:ascii="Calibri" w:hAnsi="Calibri"/>
+          <w:b w:val="0"/>
+          <w:color w:val="2B2B2B"/>
+          <w:sz w:val="22"/>
+        </w:rPr>
+        <w:t xml:space="preserve"> El </w:t>
+      </w:r>
+      <w:r>
+        <w:rPr>
+          <w:rFonts w:ascii="Calibri" w:hAnsi="Calibri"/>
+          <w:b/>
+          <w:color w:val="2B2B2B"/>
+          <w:sz w:val="22"/>
+        </w:rPr>
+        <w:t>criterio 2 pasa a 4</w:t>
+      </w:r>
+      <w:r>
+        <w:rPr>
+          <w:rFonts w:ascii="Calibri" w:hAnsi="Calibri"/>
+          <w:b w:val="0"/>
+          <w:color w:val="2B2B2B"/>
+          <w:sz w:val="22"/>
+        </w:rPr>
+        <w:t xml:space="preserve"> y el </w:t>
+      </w:r>
+      <w:r>
+        <w:rPr>
+          <w:rFonts w:ascii="Calibri" w:hAnsi="Calibri"/>
+          <w:b/>
+          <w:color w:val="2B2B2B"/>
+          <w:sz w:val="22"/>
+        </w:rPr>
+        <w:t>criterio 4 a 5</w:t>
+      </w:r>
+      <w:r>
+        <w:rPr>
+          <w:rFonts w:ascii="Calibri" w:hAnsi="Calibri"/>
+          <w:b w:val="0"/>
+          <w:color w:val="2B2B2B"/>
+          <w:sz w:val="22"/>
+        </w:rPr>
+        <w:t xml:space="preserve"> con la misma respuesta: que expliquen el compromiso entre valor esperado y dispersión —el p10-p90 se abre de 5.484-8.384 a 7.064-14.228 (p. 53)— y propongan un criterio que incorpore el riesgo </w:t>
+      </w:r>
+      <w:r>
+        <w:rPr>
+          <w:rFonts w:ascii="Calibri" w:hAnsi="Calibri"/>
+          <w:b/>
+          <w:color w:val="2B2B2B"/>
+          <w:sz w:val="22"/>
+        </w:rPr>
+        <w:t>sin que nadie se lo sugiera</w:t>
+      </w:r>
+      <w:r>
+        <w:rPr>
+          <w:rFonts w:ascii="Calibri" w:hAnsi="Calibri"/>
+          <w:b w:val="0"/>
+          <w:color w:val="2B2B2B"/>
+          <w:sz w:val="22"/>
+        </w:rPr>
+        <w:t xml:space="preserve"> (pregunta prioritaria 1). El </w:t>
+      </w:r>
+      <w:r>
+        <w:rPr>
+          <w:rFonts w:ascii="Calibri" w:hAnsi="Calibri"/>
+          <w:b/>
+          <w:color w:val="2B2B2B"/>
+          <w:sz w:val="22"/>
+        </w:rPr>
+        <w:t>criterio 3 pasa a 5</w:t>
+      </w:r>
+      <w:r>
+        <w:rPr>
+          <w:rFonts w:ascii="Calibri" w:hAnsi="Calibri"/>
+          <w:b w:val="0"/>
+          <w:color w:val="2B2B2B"/>
+          <w:sz w:val="22"/>
+        </w:rPr>
+        <w:t xml:space="preserve"> si reconocen la estructura del óptimo: por qué con CPC constante la recomendación se va siempre a la plataforma más barata hasta el piso del 5 % (pregunta 2).</w:t>
+      </w:r>
+    </w:p>
+    <w:p>
+      <w:r>
+        <w:rPr>
+          <w:rFonts w:ascii="Calibri" w:hAnsi="Calibri"/>
+          <w:b/>
+          <w:color w:val="2B2B2B"/>
+          <w:sz w:val="22"/>
+        </w:rPr>
+        <w:t>Qué la bajaría:</w:t>
+      </w:r>
+      <w:r>
+        <w:rPr>
+          <w:rFonts w:ascii="Calibri" w:hAnsi="Calibri"/>
+          <w:b w:val="0"/>
+          <w:color w:val="2B2B2B"/>
+          <w:sz w:val="22"/>
+        </w:rPr>
+        <w:t xml:space="preserve"> El </w:t>
+      </w:r>
+      <w:r>
+        <w:rPr>
+          <w:rFonts w:ascii="Calibri" w:hAnsi="Calibri"/>
+          <w:b/>
+          <w:color w:val="2B2B2B"/>
+          <w:sz w:val="22"/>
+        </w:rPr>
+        <w:t>criterio 4 baja a 3</w:t>
+      </w:r>
+      <w:r>
+        <w:rPr>
+          <w:rFonts w:ascii="Calibri" w:hAnsi="Calibri"/>
+          <w:b w:val="0"/>
+          <w:color w:val="2B2B2B"/>
+          <w:sz w:val="22"/>
+        </w:rPr>
+        <w:t xml:space="preserve"> si sostienen en sala el discurso de la diapositiva 17 contradiciendo su propia conclusión 5, o si presentan el +51,28 % como evidencia de campañas reales. El </w:t>
+      </w:r>
+      <w:r>
+        <w:rPr>
+          <w:rFonts w:ascii="Calibri" w:hAnsi="Calibri"/>
+          <w:b/>
+          <w:color w:val="2B2B2B"/>
+          <w:sz w:val="22"/>
+        </w:rPr>
+        <w:t>criterio 1 baja a 3</w:t>
+      </w:r>
+      <w:r>
+        <w:rPr>
+          <w:rFonts w:ascii="Calibri" w:hAnsi="Calibri"/>
+          <w:b w:val="0"/>
+          <w:color w:val="2B2B2B"/>
+          <w:sz w:val="22"/>
+        </w:rPr>
+        <w:t xml:space="preserve"> si atribuyen al optimizador un aprendizaje que no tiene. Son cuatro integrantes: pedir que responda quien no expuso.</w:t>
       </w:r>
     </w:p>
     <w:p>
@@ -2233,7 +4097,7 @@
           <w:color w:val="007433"/>
           <w:sz w:val="32"/>
         </w:rPr>
-        <w:t>8. Observaciones administrativas (no académicas)</w:t>
+        <w:t>9. Observaciones administrativas (no académicas)</w:t>
       </w:r>
     </w:p>
     <w:p>
